--- a/docs/MODE_EMPLOI.docx
+++ b/docs/MODE_EMPLOI.docx
@@ -115,7 +115,7 @@
         <w:pStyle w:val="ListNumber"/>
       </w:pPr>
       <w:r>
-        <w:t>[Les Équipes](#9-les-équipes)</w:t>
+        <w:t>[Les Équipes — l'identité visuelle et la fiche enrichie](#9-les-équipes--lidentité-visuelle-et-la-fiche-enrichie)</w:t>
       </w:r>
     </w:p>
     <w:p>
@@ -163,7 +163,16 @@
         <w:pStyle w:val="ListNumber"/>
       </w:pPr>
       <w:r>
-        <w:t>[Le Dossier de preuves](#15-le-dossier-de-preuves)</w:t>
+        <w:t>[</w:t>
+      </w:r>
+      <w:r>
+        <w:rPr>
+          <w:b/>
+        </w:rPr>
+        <w:t>Les Passages de témoin — le killer feature</w:t>
+      </w:r>
+      <w:r>
+        <w:t>](#15-les-passages-de-témoin--le-killer-feature)</w:t>
       </w:r>
     </w:p>
     <w:p>
@@ -171,7 +180,7 @@
         <w:pStyle w:val="ListNumber"/>
       </w:pPr>
       <w:r>
-        <w:t>[Le mode mobile chef d'équipe](#16-le-mode-mobile-chef-déquipe)</w:t>
+        <w:t>[Le Dossier de preuves](#16-le-dossier-de-preuves)</w:t>
       </w:r>
     </w:p>
     <w:p>
@@ -179,7 +188,7 @@
         <w:pStyle w:val="ListNumber"/>
       </w:pPr>
       <w:r>
-        <w:t>[Le bouton Feedback](#17-le-bouton-feedback)</w:t>
+        <w:t>[Le mode mobile chef d'équipe](#17-le-mode-mobile-chef-déquipe)</w:t>
       </w:r>
     </w:p>
     <w:p>
@@ -187,7 +196,7 @@
         <w:pStyle w:val="ListNumber"/>
       </w:pPr>
       <w:r>
-        <w:t>[Administration (admin only)](#18-administration-admin-only)</w:t>
+        <w:t>[Le bouton Feedback](#18-le-bouton-feedback)</w:t>
       </w:r>
     </w:p>
     <w:p>
@@ -195,7 +204,7 @@
         <w:pStyle w:val="ListNumber"/>
       </w:pPr>
       <w:r>
-        <w:t>[Doctrines à respecter pendant le pilote](#19-doctrines-à-respecter-pendant-le-pilote)</w:t>
+        <w:t>[Administration (admin only)](#19-administration-admin-only)</w:t>
       </w:r>
     </w:p>
     <w:p>
@@ -203,7 +212,15 @@
         <w:pStyle w:val="ListNumber"/>
       </w:pPr>
       <w:r>
-        <w:t>[Que faire si…](#20-que-faire-si)</w:t>
+        <w:t>[Doctrines à respecter pendant le pilote](#20-doctrines-à-respecter-pendant-le-pilote)</w:t>
+      </w:r>
+    </w:p>
+    <w:p>
+      <w:pPr>
+        <w:pStyle w:val="ListNumber"/>
+      </w:pPr>
+      <w:r>
+        <w:t>[Que faire si…](#21-que-faire-si)</w:t>
       </w:r>
     </w:p>
     <w:p>
@@ -1880,7 +1897,7 @@
         <w:pStyle w:val="Heading2"/>
       </w:pPr>
       <w:r>
-        <w:t>9. Les Équipes</w:t>
+        <w:t>9. Les Équipes — l'identité visuelle et la fiche enrichie</w:t>
       </w:r>
     </w:p>
     <w:p>
@@ -1894,6 +1911,19 @@
         </w:rPr>
         <w:t>/equipes</w:t>
       </w:r>
+      <w:r>
+        <w:t xml:space="preserve"> (liste) → click sur le badge ou l'icône lien → </w:t>
+      </w:r>
+      <w:r>
+        <w:rPr>
+          <w:rFonts w:ascii="Consolas" w:hAnsi="Consolas"/>
+          <w:sz w:val="20"/>
+        </w:rPr>
+        <w:t>/equipes/[id]</w:t>
+      </w:r>
+      <w:r>
+        <w:t xml:space="preserve"> (fiche)</w:t>
+      </w:r>
     </w:p>
     <w:p>
       <w:pPr>
@@ -1914,7 +1944,16 @@
         <w:t>équipe</w:t>
       </w:r>
       <w:r>
-        <w:t xml:space="preserve"> = un conteneur logistique. Plusieurs chefs d'équipe + agents y sont rattachés. Une équipe a un nom, une couleur (pour identification visuelle), un référent.</w:t>
+        <w:t xml:space="preserve"> = un conteneur logistique. Plusieurs chefs d'équipe + agents y sont rattachés. Une équipe a un nom, une </w:t>
+      </w:r>
+      <w:r>
+        <w:rPr>
+          <w:b/>
+        </w:rPr>
+        <w:t>couleur + icône</w:t>
+      </w:r>
+      <w:r>
+        <w:t>, un référent, des spécialités déclarées.</w:t>
       </w:r>
     </w:p>
     <w:p>
@@ -1930,16 +1969,16 @@
         <w:pStyle w:val="ListBullet"/>
       </w:pPr>
       <w:r>
-        <w:t xml:space="preserve">Une équipe a une </w:t>
+        <w:t xml:space="preserve">L'identité visuelle (couleur + icône) est un </w:t>
       </w:r>
       <w:r>
         <w:rPr>
           <w:b/>
         </w:rPr>
-        <w:t>couleur visible</w:t>
-      </w:r>
-      <w:r>
-        <w:t xml:space="preserve"> dans toute l'app (sur les cellules de la semaine, dans les badges).</w:t>
+        <w:t>repère</w:t>
+      </w:r>
+      <w:r>
+        <w:t>, jamais une sémantique.</w:t>
       </w:r>
     </w:p>
     <w:p>
@@ -1964,13 +2003,163 @@
         <w:pStyle w:val="ListBullet"/>
       </w:pPr>
       <w:r>
+        <w:t>Aucune comparaison inter-équipes nulle part dans l'app.</w:t>
+      </w:r>
+    </w:p>
+    <w:p>
+      <w:pPr>
+        <w:pStyle w:val="Heading3"/>
+      </w:pPr>
+      <w:r>
+        <w:t xml:space="preserve">Sur la liste </w:t>
+      </w:r>
+      <w:r>
+        <w:rPr>
+          <w:rFonts w:ascii="Consolas" w:hAnsi="Consolas"/>
+          <w:sz w:val="20"/>
+        </w:rPr>
+        <w:t>/equipes</w:t>
+      </w:r>
+      <w:r>
+        <w:t xml:space="preserve"> (admin + manager)</w:t>
+      </w:r>
+    </w:p>
+    <w:p>
+      <w:pPr>
+        <w:pStyle w:val="ListBullet"/>
+      </w:pPr>
+      <w:r>
         <w:rPr>
           <w:b/>
         </w:rPr>
-        <w:t>« Non-affecté »</w:t>
-      </w:r>
-      <w:r>
-        <w:t xml:space="preserve"> est un statut ambre normal — pas une alarme.</w:t>
+        <w:t>Bouton « Nouvelle équipe »</w:t>
+      </w:r>
+      <w:r>
+        <w:t xml:space="preserve"> : nom + aperçu live 3 variantes + couleur (12 swatches sobres ou hex libre) + icône (18 pictogrammes : </w:t>
+      </w:r>
+      <w:r>
+        <w:rPr>
+          <w:rFonts w:ascii="Consolas" w:hAnsi="Consolas"/>
+          <w:sz w:val="20"/>
+        </w:rPr>
+        <w:t>spray-can</w:t>
+      </w:r>
+      <w:r>
+        <w:t xml:space="preserve">, </w:t>
+      </w:r>
+      <w:r>
+        <w:rPr>
+          <w:rFonts w:ascii="Consolas" w:hAnsi="Consolas"/>
+          <w:sz w:val="20"/>
+        </w:rPr>
+        <w:t>flower-2</w:t>
+      </w:r>
+      <w:r>
+        <w:t xml:space="preserve">, </w:t>
+      </w:r>
+      <w:r>
+        <w:rPr>
+          <w:rFonts w:ascii="Consolas" w:hAnsi="Consolas"/>
+          <w:sz w:val="20"/>
+        </w:rPr>
+        <w:t>shield-check</w:t>
+      </w:r>
+      <w:r>
+        <w:t xml:space="preserve">, </w:t>
+      </w:r>
+      <w:r>
+        <w:rPr>
+          <w:rFonts w:ascii="Consolas" w:hAnsi="Consolas"/>
+          <w:sz w:val="20"/>
+        </w:rPr>
+        <w:t>hospital</w:t>
+      </w:r>
+      <w:r>
+        <w:t>…)</w:t>
+      </w:r>
+    </w:p>
+    <w:p>
+      <w:pPr>
+        <w:pStyle w:val="ListBullet"/>
+      </w:pPr>
+      <w:r>
+        <w:t>Pour chaque équipe en ligne :</w:t>
+      </w:r>
+    </w:p>
+    <w:p>
+      <w:pPr>
+        <w:pStyle w:val="ListBullet"/>
+        <w:ind w:left="567"/>
+      </w:pPr>
+      <w:r>
+        <w:t xml:space="preserve">🎨 </w:t>
+      </w:r>
+      <w:r>
+        <w:rPr>
+          <w:b/>
+        </w:rPr>
+        <w:t>Bouton palette</w:t>
+      </w:r>
+      <w:r>
+        <w:t xml:space="preserve"> : modifier nom / couleur / icône à posteriori</w:t>
+      </w:r>
+    </w:p>
+    <w:p>
+      <w:pPr>
+        <w:pStyle w:val="ListBullet"/>
+        <w:ind w:left="567"/>
+      </w:pPr>
+      <w:r>
+        <w:t xml:space="preserve">🔗 </w:t>
+      </w:r>
+      <w:r>
+        <w:rPr>
+          <w:b/>
+        </w:rPr>
+        <w:t>Bouton lien</w:t>
+      </w:r>
+      <w:r>
+        <w:t xml:space="preserve"> : ouvrir la fiche enrichie </w:t>
+      </w:r>
+      <w:r>
+        <w:rPr>
+          <w:rFonts w:ascii="Consolas" w:hAnsi="Consolas"/>
+          <w:sz w:val="20"/>
+        </w:rPr>
+        <w:t>/equipes/[id]</w:t>
+      </w:r>
+    </w:p>
+    <w:p>
+      <w:pPr>
+        <w:pStyle w:val="ListBullet"/>
+        <w:ind w:left="567"/>
+      </w:pPr>
+      <w:r>
+        <w:t xml:space="preserve">👥 </w:t>
+      </w:r>
+      <w:r>
+        <w:rPr>
+          <w:b/>
+        </w:rPr>
+        <w:t>Bouton Éditer</w:t>
+      </w:r>
+      <w:r>
+        <w:t xml:space="preserve"> : composition (ajouter / retirer des membres)</w:t>
+      </w:r>
+    </w:p>
+    <w:p>
+      <w:pPr>
+        <w:pStyle w:val="ListBullet"/>
+        <w:ind w:left="567"/>
+      </w:pPr>
+      <w:r>
+        <w:rPr>
+          <w:b/>
+        </w:rPr>
+        <w:t>Archive</w:t>
+      </w:r>
+      <w:r>
+        <w:t xml:space="preserve"> : soft-delete (l'historique reste)</w:t>
       </w:r>
     </w:p>
     <w:p>
@@ -1978,31 +2167,347 @@
         <w:pStyle w:val="Heading3"/>
       </w:pPr>
       <w:r>
-        <w:t>Ce que vous pouvez faire</w:t>
+        <w:t xml:space="preserve">La fiche équipe </w:t>
+      </w:r>
+      <w:r>
+        <w:rPr>
+          <w:rFonts w:ascii="Consolas" w:hAnsi="Consolas"/>
+          <w:sz w:val="20"/>
+        </w:rPr>
+        <w:t>/equipes/[id]</w:t>
+      </w:r>
+      <w:r>
+        <w:t xml:space="preserve"> (admin + manager)</w:t>
+      </w:r>
+    </w:p>
+    <w:p>
+      <w:r>
+        <w:rPr>
+          <w:b/>
+        </w:rPr>
+        <w:t>Inspirée des fiches Site et Intervenant</w:t>
+      </w:r>
+      <w:r>
+        <w:t>. Centrée sur l'équipe comme entité opérationnelle.</w:t>
+      </w:r>
+    </w:p>
+    <w:p>
+      <w:pPr>
+        <w:pStyle w:val="ListNumber"/>
+      </w:pPr>
+      <w:r>
+        <w:rPr>
+          <w:b/>
+        </w:rPr>
+        <w:t>Header</w:t>
+      </w:r>
+      <w:r>
+        <w:t xml:space="preserve"> : badge équipe (couleur + icône + nom), référent, ancienneté (« créée il y a 8 mois »), effectif descriptif.</w:t>
+      </w:r>
+    </w:p>
+    <w:p>
+      <w:pPr>
+        <w:pStyle w:val="ListNumber"/>
+      </w:pPr>
+      <w:r>
+        <w:rPr>
+          <w:b/>
+        </w:rPr>
+        <w:t>Spécialités déclarées</w:t>
+      </w:r>
+      <w:r>
+        <w:t xml:space="preserve"> (édition inline) : 12 tags whitelistés (bio-nettoyage, vitrerie, vitres-hauteur, espaces-verts, hospitalier, bureaux, écoles, industriel, résidentiel, conciergerie, désinfection, monobrosse). Max 12 sélectionnés. </w:t>
+      </w:r>
+      <w:r>
+        <w:rPr>
+          <w:b/>
+        </w:rPr>
+        <w:t>Servent au matcher AO.</w:t>
+      </w:r>
+    </w:p>
+    <w:p>
+      <w:pPr>
+        <w:pStyle w:val="ListNumber"/>
+      </w:pPr>
+      <w:r>
+        <w:rPr>
+          <w:b/>
+        </w:rPr>
+        <w:t>5 compteurs descriptifs</w:t>
+      </w:r>
+      <w:r>
+        <w:t xml:space="preserve"> :</w:t>
       </w:r>
     </w:p>
     <w:p>
       <w:pPr>
         <w:pStyle w:val="ListBullet"/>
-      </w:pPr>
-      <w:r>
-        <w:t>Créer / archiver une équipe</w:t>
+        <w:ind w:left="567"/>
+      </w:pPr>
+      <w:r>
+        <w:t>Sites couverts</w:t>
       </w:r>
     </w:p>
     <w:p>
       <w:pPr>
         <w:pStyle w:val="ListBullet"/>
-      </w:pPr>
-      <w:r>
-        <w:t>Ajouter / retirer des membres</w:t>
+        <w:ind w:left="567"/>
+      </w:pPr>
+      <w:r>
+        <w:t>Contrats touchés</w:t>
       </w:r>
     </w:p>
     <w:p>
       <w:pPr>
         <w:pStyle w:val="ListBullet"/>
-      </w:pPr>
-      <w:r>
-        <w:t>Définir un référent (membre qui a un rôle de coordination informel)</w:t>
+        <w:ind w:left="567"/>
+      </w:pPr>
+      <w:r>
+        <w:t>Interventions documentées</w:t>
+      </w:r>
+    </w:p>
+    <w:p>
+      <w:pPr>
+        <w:pStyle w:val="ListBullet"/>
+        <w:ind w:left="567"/>
+      </w:pPr>
+      <w:r>
+        <w:t>Photos déposées</w:t>
+      </w:r>
+    </w:p>
+    <w:p>
+      <w:pPr>
+        <w:pStyle w:val="ListBullet"/>
+        <w:ind w:left="567"/>
+      </w:pPr>
+      <w:r>
+        <w:t>Anomalies traitées</w:t>
+      </w:r>
+    </w:p>
+    <w:p>
+      <w:pPr>
+        <w:pStyle w:val="ListNumber"/>
+      </w:pPr>
+      <w:r>
+        <w:rPr>
+          <w:b/>
+        </w:rPr>
+        <w:t>Rythme — 14 derniers jours</w:t>
+      </w:r>
+      <w:r>
+        <w:t xml:space="preserve"> : densité quotidienne avec tooltips</w:t>
+      </w:r>
+    </w:p>
+    <w:p>
+      <w:pPr>
+        <w:pStyle w:val="ListNumber"/>
+      </w:pPr>
+      <w:r>
+        <w:rPr>
+          <w:b/>
+        </w:rPr>
+        <w:t>Densité — 90 derniers jours</w:t>
+      </w:r>
+      <w:r>
+        <w:t xml:space="preserve"> : heatmap calendrier (façon GitHub), 4 niveaux d'intensité descriptifs</w:t>
+      </w:r>
+    </w:p>
+    <w:p>
+      <w:pPr>
+        <w:pStyle w:val="ListNumber"/>
+      </w:pPr>
+      <w:r>
+        <w:rPr>
+          <w:b/>
+        </w:rPr>
+        <w:t>Sites favoris</w:t>
+      </w:r>
+      <w:r>
+        <w:t xml:space="preserve"> (top 8 par fréquence) — cliquables</w:t>
+      </w:r>
+    </w:p>
+    <w:p>
+      <w:pPr>
+        <w:pStyle w:val="ListNumber"/>
+      </w:pPr>
+      <w:r>
+        <w:rPr>
+          <w:b/>
+        </w:rPr>
+        <w:t>Contrats touchés</w:t>
+      </w:r>
+      <w:r>
+        <w:t xml:space="preserve"> (top 8) — cliquables</w:t>
+      </w:r>
+    </w:p>
+    <w:p>
+      <w:pPr>
+        <w:pStyle w:val="ListNumber"/>
+      </w:pPr>
+      <w:r>
+        <w:rPr>
+          <w:b/>
+        </w:rPr>
+        <w:t>Photos récentes</w:t>
+      </w:r>
+      <w:r>
+        <w:t xml:space="preserve"> (8 dernières, thumbnails)</w:t>
+      </w:r>
+    </w:p>
+    <w:p>
+      <w:pPr>
+        <w:pStyle w:val="ListNumber"/>
+      </w:pPr>
+      <w:r>
+        <w:rPr>
+          <w:b/>
+        </w:rPr>
+        <w:t>Équipes voisines</w:t>
+      </w:r>
+      <w:r>
+        <w:t xml:space="preserve"> : équipes qui partagent au moins un membre OU un site avec celle-ci (utiles pour back-up et passage de témoin)</w:t>
+      </w:r>
+    </w:p>
+    <w:p>
+      <w:pPr>
+        <w:pStyle w:val="ListNumber"/>
+      </w:pPr>
+      <w:r>
+        <w:rPr>
+          <w:b/>
+        </w:rPr>
+        <w:t>Composition actuelle</w:t>
+      </w:r>
+      <w:r>
+        <w:t xml:space="preserve"> : membres + tag « Réf. »</w:t>
+      </w:r>
+    </w:p>
+    <w:p>
+      <w:pPr>
+        <w:pStyle w:val="ListNumber"/>
+      </w:pPr>
+      <w:r>
+        <w:rPr>
+          <w:b/>
+        </w:rPr>
+        <w:t>Activité récente</w:t>
+      </w:r>
+      <w:r>
+        <w:t xml:space="preserve"> : 15 dernières interventions</w:t>
+      </w:r>
+    </w:p>
+    <w:p>
+      <w:r>
+        <w:rPr>
+          <w:b/>
+        </w:rPr>
+        <w:t>Rappel doctrine en pied</w:t>
+      </w:r>
+      <w:r>
+        <w:t xml:space="preserve"> : </w:t>
+      </w:r>
+      <w:r>
+        <w:rPr>
+          <w:i/>
+        </w:rPr>
+        <w:t>« Toutes les données affichées ici sont descriptives. Aucune comparaison inter-équipes, aucun classement, aucun score. »</w:t>
+      </w:r>
+    </w:p>
+    <w:p>
+      <w:pPr>
+        <w:pStyle w:val="Heading3"/>
+      </w:pPr>
+      <w:r>
+        <w:t>Le mode contrasté pour impression papier</w:t>
+      </w:r>
+    </w:p>
+    <w:p>
+      <w:r>
+        <w:t>Le badge équipe a 3 variantes automatiques selon le contexte :</w:t>
+      </w:r>
+    </w:p>
+    <w:p>
+      <w:pPr>
+        <w:pStyle w:val="ListBullet"/>
+      </w:pPr>
+      <w:r>
+        <w:rPr>
+          <w:b/>
+        </w:rPr>
+        <w:t>Coloré</w:t>
+      </w:r>
+      <w:r>
+        <w:t xml:space="preserve"> (défaut) : sur dashboard et Semaine</w:t>
+      </w:r>
+    </w:p>
+    <w:p>
+      <w:pPr>
+        <w:pStyle w:val="ListBullet"/>
+      </w:pPr>
+      <w:r>
+        <w:rPr>
+          <w:b/>
+        </w:rPr>
+        <w:t>Point compact</w:t>
+      </w:r>
+      <w:r>
+        <w:t xml:space="preserve"> : dans les cellules denses</w:t>
+      </w:r>
+    </w:p>
+    <w:p>
+      <w:pPr>
+        <w:pStyle w:val="ListBullet"/>
+      </w:pPr>
+      <w:r>
+        <w:rPr>
+          <w:b/>
+        </w:rPr>
+        <w:t>Monochrome</w:t>
+      </w:r>
+      <w:r>
+        <w:t xml:space="preserve"> : pour impression N&amp;B et daltoniens. Si tu imprimes ton planning et le distribues à un référent, </w:t>
+      </w:r>
+      <w:r>
+        <w:rPr>
+          <w:b/>
+        </w:rPr>
+        <w:t>l'icône reste lisible sans la couleur</w:t>
+      </w:r>
+      <w:r>
+        <w:t>.</w:t>
+      </w:r>
+    </w:p>
+    <w:p>
+      <w:pPr>
+        <w:pStyle w:val="Heading3"/>
+      </w:pPr>
+      <w:r>
+        <w:t>Spécialité → matcher AO</w:t>
+      </w:r>
+    </w:p>
+    <w:p>
+      <w:r>
+        <w:t xml:space="preserve">Quand un AO arrive et qu'il parle de bio-nettoyage hospitalier, MemorIA peut proposer (dans le wizard de conversion AO → contrat) : </w:t>
+      </w:r>
+      <w:r>
+        <w:rPr>
+          <w:i/>
+        </w:rPr>
+        <w:t>« 2 équipes connaissent cette spécialité : Équipe Magenta, Équipe Médipôle. »</w:t>
+      </w:r>
+      <w:r>
+        <w:t xml:space="preserve"> Tu réutilises le capital de connaissance.</w:t>
+      </w:r>
+    </w:p>
+    <w:p>
+      <w:pPr>
+        <w:jc w:val="center"/>
+      </w:pPr>
+      <w:r>
+        <w:rPr>
+          <w:color w:val="6B6B6B"/>
+        </w:rPr>
+        <w:t>────────────────────────────────────────</w:t>
       </w:r>
     </w:p>
     <w:p>
@@ -3936,7 +4441,7 @@
         <w:pStyle w:val="Heading2"/>
       </w:pPr>
       <w:r>
-        <w:t>15. Le Dossier de preuves</w:t>
+        <w:t>15. Les Passages de témoin — le killer feature</w:t>
       </w:r>
     </w:p>
     <w:p>
@@ -3948,128 +4453,991 @@
           <w:rFonts w:ascii="Consolas" w:hAnsi="Consolas"/>
           <w:sz w:val="20"/>
         </w:rPr>
-        <w:t>/preuves</w:t>
-      </w:r>
-    </w:p>
-    <w:p>
-      <w:r>
-        <w:t xml:space="preserve">Le </w:t>
-      </w:r>
-      <w:r>
-        <w:rPr>
-          <w:b/>
-        </w:rPr>
-        <w:t>classeur des artefacts</w:t>
-      </w:r>
-      <w:r>
-        <w:t xml:space="preserve"> réutilisables. Vous y retrouvez :</w:t>
-      </w:r>
-    </w:p>
-    <w:p>
-      <w:pPr>
-        <w:pStyle w:val="ListBullet"/>
-      </w:pPr>
-      <w:r>
-        <w:t>Photos par site, par contrat</w:t>
-      </w:r>
-    </w:p>
-    <w:p>
-      <w:pPr>
-        <w:pStyle w:val="ListBullet"/>
-      </w:pPr>
-      <w:r>
-        <w:t>Anomalies traitées</w:t>
-      </w:r>
-    </w:p>
-    <w:p>
-      <w:pPr>
-        <w:pStyle w:val="ListBullet"/>
-      </w:pPr>
-      <w:r>
-        <w:t>Validations clients</w:t>
-      </w:r>
-    </w:p>
-    <w:p>
-      <w:pPr>
-        <w:pStyle w:val="ListBullet"/>
-      </w:pPr>
-      <w:r>
-        <w:t>Voice notes attachées aux preuves</w:t>
-      </w:r>
-    </w:p>
-    <w:p>
-      <w:pPr>
-        <w:pStyle w:val="Heading3"/>
-      </w:pPr>
-      <w:r>
-        <w:t>Mode litige</w:t>
-      </w:r>
-    </w:p>
-    <w:p>
-      <w:r>
-        <w:t>Bouton « Préparer ma défense » sur le dashboard. Compile rapidement les preuves d'un site/contrat dans un dossier exportable.</w:t>
-      </w:r>
-    </w:p>
-    <w:p>
-      <w:pPr>
-        <w:pStyle w:val="Heading3"/>
-      </w:pPr>
-      <w:r>
-        <w:t>Partage public sécurisé</w:t>
-      </w:r>
-    </w:p>
-    <w:p>
-      <w:r>
-        <w:t xml:space="preserve">Pour chaque preuve, vous pouvez générer un </w:t>
-      </w:r>
-      <w:r>
-        <w:rPr>
-          <w:b/>
-        </w:rPr>
-        <w:t>token de partage</w:t>
-      </w:r>
-      <w:r>
-        <w:t xml:space="preserve"> (URL signée, expirable) à envoyer à un client en cas de contestation. Format </w:t>
+        <w:t>/handovers</w:t>
+      </w:r>
+      <w:r>
+        <w:t xml:space="preserve"> (liste) + </w:t>
       </w:r>
       <w:r>
         <w:rPr>
           <w:rFonts w:ascii="Consolas" w:hAnsi="Consolas"/>
           <w:sz w:val="20"/>
         </w:rPr>
-        <w:t>/p/[token]</w:t>
-      </w:r>
-      <w:r>
-        <w:t xml:space="preserve"> — l'audit log capture chaque consultation.</w:t>
-      </w:r>
-    </w:p>
-    <w:p>
-      <w:pPr>
-        <w:jc w:val="center"/>
-      </w:pPr>
-      <w:r>
-        <w:rPr>
-          <w:color w:val="6B6B6B"/>
-        </w:rPr>
-        <w:t>────────────────────────────────────────</w:t>
-      </w:r>
-    </w:p>
-    <w:p>
-      <w:pPr>
-        <w:pStyle w:val="Heading2"/>
-      </w:pPr>
-      <w:r>
-        <w:t>16. Le mode mobile chef d'équipe</w:t>
-      </w:r>
-    </w:p>
-    <w:p>
-      <w:r>
-        <w:t xml:space="preserve">URL : </w:t>
+        <w:t>/handovers/[id]</w:t>
+      </w:r>
+      <w:r>
+        <w:t xml:space="preserve"> (détail) + </w:t>
       </w:r>
       <w:r>
         <w:rPr>
           <w:rFonts w:ascii="Consolas" w:hAnsi="Consolas"/>
           <w:sz w:val="20"/>
         </w:rPr>
+        <w:t>/h/[token]</w:t>
+      </w:r>
+      <w:r>
+        <w:t xml:space="preserve"> (URL publique partagée)</w:t>
+      </w:r>
+    </w:p>
+    <w:p>
+      <w:pPr>
+        <w:pStyle w:val="Heading3"/>
+      </w:pPr>
+      <w:r>
+        <w:t>Pourquoi c'est central</w:t>
+      </w:r>
+    </w:p>
+    <w:p>
+      <w:r>
+        <w:t xml:space="preserve">Quand Sandrine quitte ton équipe, </w:t>
+      </w:r>
+      <w:r>
+        <w:rPr>
+          <w:b/>
+        </w:rPr>
+        <w:t>toute la mémoire qu'elle avait des sites qu'elle couvrait part avec elle dans sa tête</w:t>
+      </w:r>
+      <w:r>
+        <w:t>. Joseph qui la remplace lundi à 5h30 sur le CHT Magenta n'a aucune idée :</w:t>
+      </w:r>
+    </w:p>
+    <w:p>
+      <w:pPr>
+        <w:pStyle w:val="ListBullet"/>
+      </w:pPr>
+      <w:r>
+        <w:t>Que le SAS B est en travaux et qu'il faut passer par le C après 19h</w:t>
+      </w:r>
+    </w:p>
+    <w:p>
+      <w:pPr>
+        <w:pStyle w:val="ListBullet"/>
+      </w:pPr>
+      <w:r>
+        <w:t>Que le client Pascal préfère qu'on le prévienne par WhatsApp</w:t>
+      </w:r>
+    </w:p>
+    <w:p>
+      <w:pPr>
+        <w:pStyle w:val="ListBullet"/>
+      </w:pPr>
+      <w:r>
+        <w:t>Qu'il y a eu 3 anomalies « produit manquant » en mars</w:t>
+      </w:r>
+    </w:p>
+    <w:p>
+      <w:pPr>
+        <w:pStyle w:val="ListBullet"/>
+      </w:pPr>
+      <w:r>
+        <w:t>Qu'il existe un plan d'accès stocké avec le code badge</w:t>
+      </w:r>
+    </w:p>
+    <w:p>
+      <w:pPr>
+        <w:pStyle w:val="ListBullet"/>
+      </w:pPr>
+      <w:r>
+        <w:t>Qu'une autre équipe (Beta) peut faire du back-up</w:t>
+      </w:r>
+    </w:p>
+    <w:p>
+      <w:r>
+        <w:rPr>
+          <w:b/>
+        </w:rPr>
+        <w:t>MemorIA compile tout ça en 2 secondes</w:t>
+      </w:r>
+      <w:r>
+        <w:t xml:space="preserve"> dans un brief immuable et partageable.</w:t>
+      </w:r>
+    </w:p>
+    <w:p>
+      <w:pPr>
+        <w:pStyle w:val="Heading3"/>
+      </w:pPr>
+      <w:r>
+        <w:t>Deux types de briefs</w:t>
+      </w:r>
+    </w:p>
+    <w:p>
+      <w:pPr>
+        <w:pStyle w:val="Heading4"/>
+      </w:pPr>
+      <w:r>
+        <w:t>Type 1 — Changement d'équipe</w:t>
+      </w:r>
+    </w:p>
+    <w:p>
+      <w:r>
+        <w:rPr>
+          <w:b/>
+        </w:rPr>
+        <w:t>Déclenché depuis</w:t>
+      </w:r>
+      <w:r>
+        <w:t xml:space="preserve"> </w:t>
+      </w:r>
+      <w:r>
+        <w:rPr>
+          <w:rFonts w:ascii="Consolas" w:hAnsi="Consolas"/>
+          <w:sz w:val="20"/>
+        </w:rPr>
+        <w:t>/intervenants/[id]</w:t>
+      </w:r>
+      <w:r>
+        <w:t xml:space="preserve"> → bouton </w:t>
+      </w:r>
+      <w:r>
+        <w:rPr>
+          <w:b/>
+        </w:rPr>
+        <w:t>« Préparer un passage de témoin »</w:t>
+      </w:r>
+      <w:r>
+        <w:t xml:space="preserve"> </w:t>
+      </w:r>
+      <w:r>
+        <w:rPr>
+          <w:b/>
+        </w:rPr>
+        <w:t>Manager + admin uniquement</w:t>
+      </w:r>
+      <w:r>
+        <w:t xml:space="preserve"> (self exclu — une personne ne génère pas son propre brief)</w:t>
+      </w:r>
+    </w:p>
+    <w:p>
+      <w:r>
+        <w:t>Tu choisis :</w:t>
+      </w:r>
+    </w:p>
+    <w:p>
+      <w:pPr>
+        <w:pStyle w:val="ListBullet"/>
+      </w:pPr>
+      <w:r>
+        <w:t>L'équipe d'origine de la personne (optionnel — sinon prend toutes ses équipes actives)</w:t>
+      </w:r>
+    </w:p>
+    <w:p>
+      <w:pPr>
+        <w:pStyle w:val="ListBullet"/>
+      </w:pPr>
+      <w:r>
+        <w:t>L'équipe de destination (optionnel)</w:t>
+      </w:r>
+    </w:p>
+    <w:p>
+      <w:r>
+        <w:t>MemorIA compile un brief multi-sites focalisé sur ce que cette personne couvrait.</w:t>
+      </w:r>
+    </w:p>
+    <w:p>
+      <w:pPr>
+        <w:pStyle w:val="Heading4"/>
+      </w:pPr>
+      <w:r>
+        <w:t>Type 2 — Prise de nouveau site</w:t>
+      </w:r>
+    </w:p>
+    <w:p>
+      <w:r>
+        <w:rPr>
+          <w:b/>
+        </w:rPr>
+        <w:t>Déclenché depuis</w:t>
+      </w:r>
+      <w:r>
+        <w:t xml:space="preserve"> </w:t>
+      </w:r>
+      <w:r>
+        <w:rPr>
+          <w:rFonts w:ascii="Consolas" w:hAnsi="Consolas"/>
+          <w:sz w:val="20"/>
+        </w:rPr>
+        <w:t>/equipes/[id]</w:t>
+      </w:r>
+      <w:r>
+        <w:t xml:space="preserve"> → bouton </w:t>
+      </w:r>
+      <w:r>
+        <w:rPr>
+          <w:b/>
+        </w:rPr>
+        <w:t>« Brief pour une prise de site »</w:t>
+      </w:r>
+    </w:p>
+    <w:p>
+      <w:r>
+        <w:t>Tu choisis :</w:t>
+      </w:r>
+    </w:p>
+    <w:p>
+      <w:pPr>
+        <w:pStyle w:val="ListBullet"/>
+      </w:pPr>
+      <w:r>
+        <w:t>Le site que l'équipe va prendre</w:t>
+      </w:r>
+    </w:p>
+    <w:p>
+      <w:r>
+        <w:t>MemorIA compile un brief mono-site avec toute la mémoire accumulée par les équipes précédentes.</w:t>
+      </w:r>
+    </w:p>
+    <w:p>
+      <w:pPr>
+        <w:pStyle w:val="Heading3"/>
+      </w:pPr>
+      <w:r>
+        <w:t>Le contenu du brief</w:t>
+      </w:r>
+    </w:p>
+    <w:p>
+      <w:r>
+        <w:t>Pour chaque site concerné, MemorIA inclut :</w:t>
+      </w:r>
+    </w:p>
+    <w:p>
+      <w:pPr>
+        <w:pStyle w:val="ListBullet"/>
+      </w:pPr>
+      <w:r>
+        <w:t xml:space="preserve">📌 </w:t>
+      </w:r>
+      <w:r>
+        <w:rPr>
+          <w:b/>
+        </w:rPr>
+        <w:t>À savoir</w:t>
+      </w:r>
+      <w:r>
+        <w:t xml:space="preserve"> : consignes persistantes actives du site (8 max)</w:t>
+      </w:r>
+    </w:p>
+    <w:p>
+      <w:pPr>
+        <w:pStyle w:val="ListBullet"/>
+      </w:pPr>
+      <w:r>
+        <w:t xml:space="preserve">🚨 </w:t>
+      </w:r>
+      <w:r>
+        <w:rPr>
+          <w:b/>
+        </w:rPr>
+        <w:t>Anomalies actives</w:t>
+      </w:r>
+      <w:r>
+        <w:t xml:space="preserve"> : </w:t>
+      </w:r>
+      <w:r>
+        <w:rPr>
+          <w:rFonts w:ascii="Consolas" w:hAnsi="Consolas"/>
+          <w:sz w:val="20"/>
+        </w:rPr>
+        <w:t>status='open'</w:t>
+      </w:r>
+      <w:r>
+        <w:t xml:space="preserve"> + 90 derniers jours uniquement (5 max). </w:t>
+      </w:r>
+      <w:r>
+        <w:rPr>
+          <w:b/>
+        </w:rPr>
+        <w:t>Pas de bruit historique.</w:t>
+      </w:r>
+    </w:p>
+    <w:p>
+      <w:pPr>
+        <w:pStyle w:val="ListBullet"/>
+      </w:pPr>
+      <w:r>
+        <w:t xml:space="preserve">📄 </w:t>
+      </w:r>
+      <w:r>
+        <w:rPr>
+          <w:b/>
+        </w:rPr>
+        <w:t>Documents rattachés</w:t>
+      </w:r>
+      <w:r>
+        <w:t xml:space="preserve"> : plans d'accès, codes badge, protocoles — sauf litiges (exclus automatiquement)</w:t>
+      </w:r>
+    </w:p>
+    <w:p>
+      <w:pPr>
+        <w:pStyle w:val="ListBullet"/>
+      </w:pPr>
+      <w:r>
+        <w:t xml:space="preserve">👥 </w:t>
+      </w:r>
+      <w:r>
+        <w:rPr>
+          <w:b/>
+        </w:rPr>
+        <w:t>Équipes voisines</w:t>
+      </w:r>
+      <w:r>
+        <w:t xml:space="preserve"> : qui d'autre connaît ce site, pour back-up (4 max)</w:t>
+      </w:r>
+    </w:p>
+    <w:p>
+      <w:pPr>
+        <w:pStyle w:val="ListBullet"/>
+      </w:pPr>
+      <w:r>
+        <w:t xml:space="preserve">🔢 </w:t>
+      </w:r>
+      <w:r>
+        <w:rPr>
+          <w:b/>
+        </w:rPr>
+        <w:t>Compteurs</w:t>
+      </w:r>
+      <w:r>
+        <w:t xml:space="preserve"> : nombre d'interventions documentées + dernière date</w:t>
+      </w:r>
+    </w:p>
+    <w:p>
+      <w:r>
+        <w:t xml:space="preserve">Plus une </w:t>
+      </w:r>
+      <w:r>
+        <w:rPr>
+          <w:b/>
+        </w:rPr>
+        <w:t>zone de notes manager</w:t>
+      </w:r>
+      <w:r>
+        <w:t xml:space="preserve"> que tu peux ajouter (« Pascal préfère WhatsApp »).</w:t>
+      </w:r>
+    </w:p>
+    <w:p>
+      <w:pPr>
+        <w:pStyle w:val="Heading3"/>
+      </w:pPr>
+      <w:r>
+        <w:t xml:space="preserve">Le partage public </w:t>
+      </w:r>
+      <w:r>
+        <w:rPr>
+          <w:rFonts w:ascii="Consolas" w:hAnsi="Consolas"/>
+          <w:sz w:val="20"/>
+        </w:rPr>
+        <w:t>/h/[token]</w:t>
+      </w:r>
+    </w:p>
+    <w:p>
+      <w:pPr>
+        <w:pStyle w:val="ListNumber"/>
+      </w:pPr>
+      <w:r>
+        <w:t xml:space="preserve">Sur la page du brief, tu cliques </w:t>
+      </w:r>
+      <w:r>
+        <w:rPr>
+          <w:b/>
+        </w:rPr>
+        <w:t>« Partager (URL publique) »</w:t>
+      </w:r>
+    </w:p>
+    <w:p>
+      <w:pPr>
+        <w:pStyle w:val="ListNumber"/>
+      </w:pPr>
+      <w:r>
+        <w:t>Tu choisis la durée (1 à 60 jours)</w:t>
+      </w:r>
+    </w:p>
+    <w:p>
+      <w:pPr>
+        <w:pStyle w:val="ListNumber"/>
+      </w:pPr>
+      <w:r>
+        <w:t xml:space="preserve">MemorIA génère un </w:t>
+      </w:r>
+      <w:r>
+        <w:rPr>
+          <w:b/>
+        </w:rPr>
+        <w:t>QR code</w:t>
+      </w:r>
+      <w:r>
+        <w:t xml:space="preserve"> + une URL </w:t>
+      </w:r>
+      <w:r>
+        <w:rPr>
+          <w:rFonts w:ascii="Consolas" w:hAnsi="Consolas"/>
+          <w:sz w:val="20"/>
+        </w:rPr>
+        <w:t>https://memoria.exemple.fr/h/abc123xyz...</w:t>
+      </w:r>
+    </w:p>
+    <w:p>
+      <w:pPr>
+        <w:pStyle w:val="ListNumber"/>
+      </w:pPr>
+      <w:r>
+        <w:t>Tu screenshotes le QR → tu l'envoies sur WhatsApp à Joseph</w:t>
+      </w:r>
+    </w:p>
+    <w:p>
+      <w:pPr>
+        <w:pStyle w:val="ListNumber"/>
+      </w:pPr>
+      <w:r>
+        <w:t xml:space="preserve">Joseph ouvre sur son téléphone </w:t>
+      </w:r>
+      <w:r>
+        <w:rPr>
+          <w:b/>
+        </w:rPr>
+        <w:t>sans login</w:t>
+      </w:r>
+      <w:r>
+        <w:t xml:space="preserve">, lit le brief, clique </w:t>
+      </w:r>
+      <w:r>
+        <w:rPr>
+          <w:b/>
+        </w:rPr>
+        <w:t>« C'est lu, j'ai compris »</w:t>
+      </w:r>
+    </w:p>
+    <w:p>
+      <w:pPr>
+        <w:pStyle w:val="ListNumber"/>
+      </w:pPr>
+      <w:r>
+        <w:t>Côté admin, le brief bascule en « Reconnu » avec horodatage</w:t>
+      </w:r>
+    </w:p>
+    <w:p>
+      <w:r>
+        <w:t xml:space="preserve">Le QR et l'URL sont </w:t>
+      </w:r>
+      <w:r>
+        <w:rPr>
+          <w:b/>
+        </w:rPr>
+        <w:t>mobile-first</w:t>
+      </w:r>
+      <w:r>
+        <w:t xml:space="preserve"> — pensés pour être lus à 5h30 sous la lumière d'un parking.</w:t>
+      </w:r>
+    </w:p>
+    <w:p>
+      <w:pPr>
+        <w:pStyle w:val="Heading3"/>
+      </w:pPr>
+      <w:r>
+        <w:t>Le snapshot immuable</w:t>
+      </w:r>
+    </w:p>
+    <w:p>
+      <w:r>
+        <w:t xml:space="preserve">Une fois généré, le brief </w:t>
+      </w:r>
+      <w:r>
+        <w:rPr>
+          <w:b/>
+        </w:rPr>
+        <w:t>fige son contenu</w:t>
+      </w:r>
+      <w:r>
+        <w:t xml:space="preserve">. Si tu le rouvres 6 mois plus tard, il montre </w:t>
+      </w:r>
+      <w:r>
+        <w:rPr>
+          <w:b/>
+        </w:rPr>
+        <w:t>6 mois en arrière</w:t>
+      </w:r>
+      <w:r>
+        <w:t>, pas la version actuelle. C'est important pour :</w:t>
+      </w:r>
+    </w:p>
+    <w:p>
+      <w:pPr>
+        <w:pStyle w:val="ListBullet"/>
+      </w:pPr>
+      <w:r>
+        <w:rPr>
+          <w:b/>
+        </w:rPr>
+        <w:t>Audit</w:t>
+      </w:r>
+      <w:r>
+        <w:t xml:space="preserve"> : on peut prouver ce qui a été transmis à qui</w:t>
+      </w:r>
+    </w:p>
+    <w:p>
+      <w:pPr>
+        <w:pStyle w:val="ListBullet"/>
+      </w:pPr>
+      <w:r>
+        <w:rPr>
+          <w:b/>
+        </w:rPr>
+        <w:t>Responsabilité</w:t>
+      </w:r>
+      <w:r>
+        <w:t xml:space="preserve"> : qui savait quoi à quel moment</w:t>
+      </w:r>
+    </w:p>
+    <w:p>
+      <w:pPr>
+        <w:pStyle w:val="ListBullet"/>
+      </w:pPr>
+      <w:r>
+        <w:rPr>
+          <w:b/>
+        </w:rPr>
+        <w:t>Continuité</w:t>
+      </w:r>
+      <w:r>
+        <w:t xml:space="preserve"> : la mémoire transmise ne se réécrit pas</w:t>
+      </w:r>
+    </w:p>
+    <w:p>
+      <w:r>
+        <w:t xml:space="preserve">Seules les </w:t>
+      </w:r>
+      <w:r>
+        <w:rPr>
+          <w:b/>
+        </w:rPr>
+        <w:t>notes manager</w:t>
+      </w:r>
+      <w:r>
+        <w:t xml:space="preserve"> restent éditables. Le reste est figé.</w:t>
+      </w:r>
+    </w:p>
+    <w:p>
+      <w:pPr>
+        <w:pStyle w:val="Heading3"/>
+      </w:pPr>
+      <w:r>
+        <w:t>La mémoire qui vieillit</w:t>
+      </w:r>
+    </w:p>
+    <w:p>
+      <w:r>
+        <w:t>Si Joseph reçoit un brief avec 38 anomalies dont 80% sont anciennes, MemorIA devient anxiogène. Donc :</w:t>
+      </w:r>
+    </w:p>
+    <w:p>
+      <w:pPr>
+        <w:pStyle w:val="ListBullet"/>
+      </w:pPr>
+      <w:r>
+        <w:t xml:space="preserve">✅ Les anomalies </w:t>
+      </w:r>
+      <w:r>
+        <w:rPr>
+          <w:b/>
+        </w:rPr>
+        <w:t>résolues</w:t>
+      </w:r>
+      <w:r>
+        <w:t xml:space="preserve"> n'apparaissent plus dans les briefs (un manager peut résoudre une anomalie </w:t>
+      </w:r>
+      <w:r>
+        <w:rPr>
+          <w:b/>
+        </w:rPr>
+        <w:t>directement depuis le brief</w:t>
+      </w:r>
+      <w:r>
+        <w:t xml:space="preserve"> via le bouton « Résoudre »)</w:t>
+      </w:r>
+    </w:p>
+    <w:p>
+      <w:pPr>
+        <w:pStyle w:val="ListBullet"/>
+      </w:pPr>
+      <w:r>
+        <w:t xml:space="preserve">✅ Les anomalies </w:t>
+      </w:r>
+      <w:r>
+        <w:rPr>
+          <w:b/>
+        </w:rPr>
+        <w:t>plus de 90 jours</w:t>
+      </w:r>
+      <w:r>
+        <w:t xml:space="preserve"> sont automatiquement exclues</w:t>
+      </w:r>
+    </w:p>
+    <w:p>
+      <w:pPr>
+        <w:pStyle w:val="ListBullet"/>
+      </w:pPr>
+      <w:r>
+        <w:t>✅ Chaque anomalie affiche son âge en clair (« il y a 3 jours », « il y a 2 mois »)</w:t>
+      </w:r>
+    </w:p>
+    <w:p>
+      <w:pPr>
+        <w:pStyle w:val="Heading3"/>
+      </w:pPr>
+      <w:r>
+        <w:t>Cycle de vie d'un brief</w:t>
+      </w:r>
+    </w:p>
+    <w:p>
+      <w:r>
+        <w:rPr>
+          <w:rFonts w:ascii="Consolas" w:hAnsi="Consolas"/>
+          <w:sz w:val="18"/>
+        </w:rPr>
+        <w:t>À transmettre → Partagé → Reconnu → Archivé</w:t>
+      </w:r>
+    </w:p>
+    <w:p>
+      <w:r>
+        <w:t xml:space="preserve">4 onglets sur </w:t>
+      </w:r>
+      <w:r>
+        <w:rPr>
+          <w:rFonts w:ascii="Consolas" w:hAnsi="Consolas"/>
+          <w:sz w:val="20"/>
+        </w:rPr>
+        <w:t>/handovers</w:t>
+      </w:r>
+      <w:r>
+        <w:t xml:space="preserve"> avec compteurs.</w:t>
+      </w:r>
+    </w:p>
+    <w:p>
+      <w:pPr>
+        <w:pStyle w:val="Heading3"/>
+      </w:pPr>
+      <w:r>
+        <w:t>Doctrine stricte</w:t>
+      </w:r>
+    </w:p>
+    <w:p>
+      <w:r>
+        <w:t xml:space="preserve">Le brief documente </w:t>
+      </w:r>
+      <w:r>
+        <w:rPr>
+          <w:b/>
+        </w:rPr>
+        <w:t>LES SITES</w:t>
+      </w:r>
+      <w:r>
+        <w:t xml:space="preserve"> et la mémoire utile à transmettre. </w:t>
+      </w:r>
+      <w:r>
+        <w:rPr>
+          <w:b/>
+        </w:rPr>
+        <w:t>JAMAIS</w:t>
+      </w:r>
+      <w:r>
+        <w:t xml:space="preserve"> la personne qui s'en va.</w:t>
+      </w:r>
+    </w:p>
+    <w:tbl>
+      <w:tblPr>
+        <w:tblStyle w:val="LightGrid-Accent1"/>
+        <w:tblW w:type="auto" w:w="0"/>
+        <w:tblLook w:firstColumn="1" w:firstRow="1" w:lastColumn="0" w:lastRow="0" w:noHBand="0" w:noVBand="1" w:val="04A0"/>
+      </w:tblPr>
+      <w:tblGrid>
+        <w:gridCol w:w="4320"/>
+        <w:gridCol w:w="4320"/>
+      </w:tblGrid>
+      <w:tr>
+        <w:tc>
+          <w:tcPr>
+            <w:tcW w:type="dxa" w:w="4320"/>
+          </w:tcPr>
+          <w:p>
+            <w:r>
+              <w:rPr>
+                <w:b/>
+              </w:rPr>
+            </w:r>
+            <w:r>
+              <w:rPr>
+                <w:b/>
+              </w:rPr>
+              <w:t>✅ Autorisé</w:t>
+            </w:r>
+          </w:p>
+        </w:tc>
+        <w:tc>
+          <w:tcPr>
+            <w:tcW w:type="dxa" w:w="4320"/>
+          </w:tcPr>
+          <w:p>
+            <w:r>
+              <w:rPr>
+                <w:b/>
+              </w:rPr>
+            </w:r>
+            <w:r>
+              <w:rPr>
+                <w:b/>
+              </w:rPr>
+              <w:t>❌ Interdit</w:t>
+            </w:r>
+          </w:p>
+        </w:tc>
+      </w:tr>
+      <w:tr>
+        <w:tc>
+          <w:tcPr>
+            <w:tcW w:type="dxa" w:w="4320"/>
+          </w:tcPr>
+          <w:p>
+            <w:r/>
+            <w:r>
+              <w:t>« 3 sites concernés »</w:t>
+            </w:r>
+          </w:p>
+        </w:tc>
+        <w:tc>
+          <w:tcPr>
+            <w:tcW w:type="dxa" w:w="4320"/>
+          </w:tcPr>
+          <w:p>
+            <w:r/>
+            <w:r>
+              <w:t>« Évaluation de la personne »</w:t>
+            </w:r>
+          </w:p>
+        </w:tc>
+      </w:tr>
+      <w:tr>
+        <w:tc>
+          <w:tcPr>
+            <w:tcW w:type="dxa" w:w="4320"/>
+          </w:tcPr>
+          <w:p>
+            <w:r/>
+            <w:r>
+              <w:t>« Voici les À savoir »</w:t>
+            </w:r>
+          </w:p>
+        </w:tc>
+        <w:tc>
+          <w:tcPr>
+            <w:tcW w:type="dxa" w:w="4320"/>
+          </w:tcPr>
+          <w:p>
+            <w:r/>
+            <w:r>
+              <w:t>« Pourquoi elle part »</w:t>
+            </w:r>
+          </w:p>
+        </w:tc>
+      </w:tr>
+      <w:tr>
+        <w:tc>
+          <w:tcPr>
+            <w:tcW w:type="dxa" w:w="4320"/>
+          </w:tcPr>
+          <w:p>
+            <w:r/>
+            <w:r>
+              <w:t>« Anomalies actives »</w:t>
+            </w:r>
+          </w:p>
+        </w:tc>
+        <w:tc>
+          <w:tcPr>
+            <w:tcW w:type="dxa" w:w="4320"/>
+          </w:tcPr>
+          <w:p>
+            <w:r/>
+            <w:r>
+              <w:t>« Sa performance passée »</w:t>
+            </w:r>
+          </w:p>
+        </w:tc>
+      </w:tr>
+      <w:tr>
+        <w:tc>
+          <w:tcPr>
+            <w:tcW w:type="dxa" w:w="4320"/>
+          </w:tcPr>
+          <w:p>
+            <w:r/>
+            <w:r>
+              <w:t>« Équipes voisines pour back-up »</w:t>
+            </w:r>
+          </w:p>
+        </w:tc>
+        <w:tc>
+          <w:tcPr>
+            <w:tcW w:type="dxa" w:w="4320"/>
+          </w:tcPr>
+          <w:p>
+            <w:r/>
+            <w:r>
+              <w:t>« Sa note de fin de contrat »</w:t>
+            </w:r>
+          </w:p>
+        </w:tc>
+      </w:tr>
+    </w:tbl>
+    <w:p/>
+    <w:p>
+      <w:pPr>
+        <w:jc w:val="center"/>
+      </w:pPr>
+      <w:r>
+        <w:rPr>
+          <w:color w:val="6B6B6B"/>
+        </w:rPr>
+        <w:t>────────────────────────────────────────</w:t>
+      </w:r>
+    </w:p>
+    <w:p>
+      <w:pPr>
+        <w:pStyle w:val="Heading2"/>
+      </w:pPr>
+      <w:r>
+        <w:t>16. Le Dossier de preuves</w:t>
+      </w:r>
+    </w:p>
+    <w:p>
+      <w:r>
+        <w:t xml:space="preserve">URL : </w:t>
+      </w:r>
+      <w:r>
+        <w:rPr>
+          <w:rFonts w:ascii="Consolas" w:hAnsi="Consolas"/>
+          <w:sz w:val="20"/>
+        </w:rPr>
+        <w:t>/preuves</w:t>
+      </w:r>
+    </w:p>
+    <w:p>
+      <w:r>
+        <w:t xml:space="preserve">Le </w:t>
+      </w:r>
+      <w:r>
+        <w:rPr>
+          <w:b/>
+        </w:rPr>
+        <w:t>classeur des artefacts</w:t>
+      </w:r>
+      <w:r>
+        <w:t xml:space="preserve"> réutilisables. Vous y retrouvez :</w:t>
+      </w:r>
+    </w:p>
+    <w:p>
+      <w:pPr>
+        <w:pStyle w:val="ListBullet"/>
+      </w:pPr>
+      <w:r>
+        <w:t>Photos par site, par contrat</w:t>
+      </w:r>
+    </w:p>
+    <w:p>
+      <w:pPr>
+        <w:pStyle w:val="ListBullet"/>
+      </w:pPr>
+      <w:r>
+        <w:t>Anomalies traitées</w:t>
+      </w:r>
+    </w:p>
+    <w:p>
+      <w:pPr>
+        <w:pStyle w:val="ListBullet"/>
+      </w:pPr>
+      <w:r>
+        <w:t>Validations clients</w:t>
+      </w:r>
+    </w:p>
+    <w:p>
+      <w:pPr>
+        <w:pStyle w:val="ListBullet"/>
+      </w:pPr>
+      <w:r>
+        <w:t>Voice notes attachées aux preuves</w:t>
+      </w:r>
+    </w:p>
+    <w:p>
+      <w:pPr>
+        <w:pStyle w:val="Heading3"/>
+      </w:pPr>
+      <w:r>
+        <w:t>Mode litige</w:t>
+      </w:r>
+    </w:p>
+    <w:p>
+      <w:r>
+        <w:t>Bouton « Préparer ma défense » sur le dashboard. Compile rapidement les preuves d'un site/contrat dans un dossier exportable.</w:t>
+      </w:r>
+    </w:p>
+    <w:p>
+      <w:pPr>
+        <w:pStyle w:val="Heading3"/>
+      </w:pPr>
+      <w:r>
+        <w:t>Partage public sécurisé</w:t>
+      </w:r>
+    </w:p>
+    <w:p>
+      <w:r>
+        <w:t xml:space="preserve">Pour chaque preuve, vous pouvez générer un </w:t>
+      </w:r>
+      <w:r>
+        <w:rPr>
+          <w:b/>
+        </w:rPr>
+        <w:t>token de partage</w:t>
+      </w:r>
+      <w:r>
+        <w:t xml:space="preserve"> (URL signée, expirable) à envoyer à un client en cas de contestation. Format </w:t>
+      </w:r>
+      <w:r>
+        <w:rPr>
+          <w:rFonts w:ascii="Consolas" w:hAnsi="Consolas"/>
+          <w:sz w:val="20"/>
+        </w:rPr>
+        <w:t>/p/[token]</w:t>
+      </w:r>
+      <w:r>
+        <w:t xml:space="preserve"> — l'audit log capture chaque consultation.</w:t>
+      </w:r>
+    </w:p>
+    <w:p>
+      <w:pPr>
+        <w:jc w:val="center"/>
+      </w:pPr>
+      <w:r>
+        <w:rPr>
+          <w:color w:val="6B6B6B"/>
+        </w:rPr>
+        <w:t>────────────────────────────────────────</w:t>
+      </w:r>
+    </w:p>
+    <w:p>
+      <w:pPr>
+        <w:pStyle w:val="Heading2"/>
+      </w:pPr>
+      <w:r>
+        <w:t>17. Le mode mobile chef d'équipe</w:t>
+      </w:r>
+    </w:p>
+    <w:p>
+      <w:r>
+        <w:t xml:space="preserve">URL : </w:t>
+      </w:r>
+      <w:r>
+        <w:rPr>
+          <w:rFonts w:ascii="Consolas" w:hAnsi="Consolas"/>
+          <w:sz w:val="20"/>
+        </w:rPr>
         <w:t>/m</w:t>
       </w:r>
       <w:r>
@@ -4397,7 +5765,7 @@
         <w:pStyle w:val="Heading2"/>
       </w:pPr>
       <w:r>
-        <w:t>17. Le bouton Feedback</w:t>
+        <w:t>18. Le bouton Feedback</w:t>
       </w:r>
     </w:p>
     <w:p>
@@ -4564,7 +5932,7 @@
         <w:pStyle w:val="Heading2"/>
       </w:pPr>
       <w:r>
-        <w:t>18. Administration (admin only)</w:t>
+        <w:t>19. Administration (admin only)</w:t>
       </w:r>
     </w:p>
     <w:p>
@@ -4891,7 +6259,7 @@
         <w:pStyle w:val="Heading2"/>
       </w:pPr>
       <w:r>
-        <w:t>19. Doctrines à respecter pendant le pilote</w:t>
+        <w:t>20. Doctrines à respecter pendant le pilote</w:t>
       </w:r>
     </w:p>
     <w:p>
@@ -5141,7 +6509,7 @@
         <w:pStyle w:val="Heading2"/>
       </w:pPr>
       <w:r>
-        <w:t>20. Que faire si…</w:t>
+        <w:t>21. Que faire si…</w:t>
       </w:r>
     </w:p>
     <w:p>

--- a/docs/MODE_EMPLOI.docx
+++ b/docs/MODE_EMPLOI.docx
@@ -221,6 +221,23 @@
       </w:pPr>
       <w:r>
         <w:t>[Que faire si…](#21-que-faire-si)</w:t>
+      </w:r>
+    </w:p>
+    <w:p>
+      <w:pPr>
+        <w:pStyle w:val="ListNumber"/>
+      </w:pPr>
+      <w:r>
+        <w:t>[</w:t>
+      </w:r>
+      <w:r>
+        <w:rPr>
+          <w:b/>
+        </w:rPr>
+        <w:t>Continuité opérationnelle anticipée</w:t>
+      </w:r>
+      <w:r>
+        <w:t>](#22-continuité-opérationnelle-anticipée)</w:t>
       </w:r>
     </w:p>
     <w:p>
@@ -7037,6 +7054,798 @@
           <w:sz w:val="20"/>
         </w:rPr>
         <w:t>/admin/users</w:t>
+      </w:r>
+    </w:p>
+    <w:p>
+      <w:pPr>
+        <w:jc w:val="center"/>
+      </w:pPr>
+      <w:r>
+        <w:rPr>
+          <w:color w:val="6B6B6B"/>
+        </w:rPr>
+        <w:t>────────────────────────────────────────</w:t>
+      </w:r>
+    </w:p>
+    <w:p>
+      <w:pPr>
+        <w:pStyle w:val="Heading2"/>
+      </w:pPr>
+      <w:r>
+        <w:t>22. Continuité opérationnelle anticipée</w:t>
+      </w:r>
+    </w:p>
+    <w:p>
+      <w:r>
+        <w:t xml:space="preserve">URL : </w:t>
+      </w:r>
+      <w:r>
+        <w:rPr>
+          <w:rFonts w:ascii="Consolas" w:hAnsi="Consolas"/>
+          <w:sz w:val="20"/>
+        </w:rPr>
+        <w:t>/continuite</w:t>
+      </w:r>
+      <w:r>
+        <w:t xml:space="preserve"> (admin + manager, gated par variable ENV)</w:t>
+      </w:r>
+    </w:p>
+    <w:p>
+      <w:pPr>
+        <w:pStyle w:val="Heading3"/>
+      </w:pPr>
+      <w:r>
+        <w:t>Pourquoi cette page</w:t>
+      </w:r>
+    </w:p>
+    <w:p>
+      <w:r>
+        <w:t>Quand un CDD se termine et que personne n'a préparé la passation, la mémoire opérationnelle portée par cette personne disparaît avec elle. Joseph arrive sur le site CHT Magenta sans rien savoir des consignes, des anomalies récentes, des contacts client. C'est exactement le scénario que MemorIA cherche à éviter.</w:t>
+      </w:r>
+    </w:p>
+    <w:p>
+      <w:r>
+        <w:t xml:space="preserve">La page </w:t>
+      </w:r>
+      <w:r>
+        <w:rPr>
+          <w:rFonts w:ascii="Consolas" w:hAnsi="Consolas"/>
+          <w:sz w:val="20"/>
+        </w:rPr>
+        <w:t>/continuite</w:t>
+      </w:r>
+      <w:r>
+        <w:t xml:space="preserve"> te montre, </w:t>
+      </w:r>
+      <w:r>
+        <w:rPr>
+          <w:b/>
+        </w:rPr>
+        <w:t>en amont</w:t>
+      </w:r>
+      <w:r>
+        <w:t xml:space="preserve">, qui a un contrat se terminant dans les 30 prochains jours, et quelle mémoire opérationnelle est portée par cette personne. Tu peux préparer le passage de témoin </w:t>
+      </w:r>
+      <w:r>
+        <w:rPr>
+          <w:b/>
+        </w:rPr>
+        <w:t>avant</w:t>
+      </w:r>
+      <w:r>
+        <w:t xml:space="preserve"> qu'il soit trop tard.</w:t>
+      </w:r>
+    </w:p>
+    <w:p>
+      <w:pPr>
+        <w:pStyle w:val="Heading3"/>
+      </w:pPr>
+      <w:r>
+        <w:t>La saisie de la date de fin de contrat</w:t>
+      </w:r>
+    </w:p>
+    <w:p>
+      <w:r>
+        <w:t>Sur la fiche d'un intervenant (</w:t>
+      </w:r>
+      <w:r>
+        <w:rPr>
+          <w:rFonts w:ascii="Consolas" w:hAnsi="Consolas"/>
+          <w:sz w:val="20"/>
+        </w:rPr>
+        <w:t>/intervenants/[id]</w:t>
+      </w:r>
+      <w:r>
+        <w:t xml:space="preserve">), tu vois un encadré « Contrat se termine le… » avec un bouton « Modifier ». Tu saisis la date — c'est tout. Cette date sert </w:t>
+      </w:r>
+      <w:r>
+        <w:rPr>
+          <w:b/>
+        </w:rPr>
+        <w:t>uniquement</w:t>
+      </w:r>
+      <w:r>
+        <w:t xml:space="preserve"> à déclencher l'apparition de cette personne dans </w:t>
+      </w:r>
+      <w:r>
+        <w:rPr>
+          <w:rFonts w:ascii="Consolas" w:hAnsi="Consolas"/>
+          <w:sz w:val="20"/>
+        </w:rPr>
+        <w:t>/continuite</w:t>
+      </w:r>
+      <w:r>
+        <w:t>.</w:t>
+      </w:r>
+    </w:p>
+    <w:p>
+      <w:pPr>
+        <w:pStyle w:val="Heading3"/>
+      </w:pPr>
+      <w:r>
+        <w:t>Trois sections temporelles</w:t>
+      </w:r>
+    </w:p>
+    <w:p>
+      <w:r>
+        <w:t xml:space="preserve">La page </w:t>
+      </w:r>
+      <w:r>
+        <w:rPr>
+          <w:rFonts w:ascii="Consolas" w:hAnsi="Consolas"/>
+          <w:sz w:val="20"/>
+        </w:rPr>
+        <w:t>/continuite</w:t>
+      </w:r>
+      <w:r>
+        <w:t xml:space="preserve"> est organisée en 3 sections </w:t>
+      </w:r>
+      <w:r>
+        <w:rPr>
+          <w:b/>
+        </w:rPr>
+        <w:t>par ordre de proximité</w:t>
+      </w:r>
+      <w:r>
+        <w:t xml:space="preserve"> :</w:t>
+      </w:r>
+    </w:p>
+    <w:p>
+      <w:pPr>
+        <w:pStyle w:val="ListNumber"/>
+      </w:pPr>
+      <w:r>
+        <w:rPr>
+          <w:b/>
+        </w:rPr>
+        <w:t>Cette semaine (≤ 7 jours)</w:t>
+      </w:r>
+      <w:r>
+        <w:t xml:space="preserve"> — bordure rose, urgent</w:t>
+      </w:r>
+    </w:p>
+    <w:p>
+      <w:pPr>
+        <w:pStyle w:val="ListNumber"/>
+      </w:pPr>
+      <w:r>
+        <w:rPr>
+          <w:b/>
+        </w:rPr>
+        <w:t>Dans 2 semaines (8-14 jours)</w:t>
+      </w:r>
+      <w:r>
+        <w:t xml:space="preserve"> — bordure ambre, vigilance</w:t>
+      </w:r>
+    </w:p>
+    <w:p>
+      <w:pPr>
+        <w:pStyle w:val="ListNumber"/>
+      </w:pPr>
+      <w:r>
+        <w:rPr>
+          <w:b/>
+        </w:rPr>
+        <w:t>Dans 1 mois (15-30 jours)</w:t>
+      </w:r>
+      <w:r>
+        <w:t xml:space="preserve"> — bordure neutre, à anticiper</w:t>
+      </w:r>
+    </w:p>
+    <w:p>
+      <w:r>
+        <w:t>Pour chaque entrée, tu vois :</w:t>
+      </w:r>
+    </w:p>
+    <w:p>
+      <w:pPr>
+        <w:pStyle w:val="ListBullet"/>
+      </w:pPr>
+      <w:r>
+        <w:t xml:space="preserve">Le </w:t>
+      </w:r>
+      <w:r>
+        <w:rPr>
+          <w:b/>
+        </w:rPr>
+        <w:t>nom</w:t>
+      </w:r>
+      <w:r>
+        <w:t xml:space="preserve"> de la personne (cliquable vers sa fiche)</w:t>
+      </w:r>
+    </w:p>
+    <w:p>
+      <w:pPr>
+        <w:pStyle w:val="ListBullet"/>
+      </w:pPr>
+      <w:r>
+        <w:t xml:space="preserve">Le </w:t>
+      </w:r>
+      <w:r>
+        <w:rPr>
+          <w:b/>
+        </w:rPr>
+        <w:t>type de contrat</w:t>
+      </w:r>
+      <w:r>
+        <w:t xml:space="preserve"> (CDD / CDI Chantier)</w:t>
+      </w:r>
+    </w:p>
+    <w:p>
+      <w:pPr>
+        <w:pStyle w:val="ListBullet"/>
+      </w:pPr>
+      <w:r>
+        <w:t xml:space="preserve">La </w:t>
+      </w:r>
+      <w:r>
+        <w:rPr>
+          <w:b/>
+        </w:rPr>
+        <w:t>date exacte</w:t>
+      </w:r>
+      <w:r>
+        <w:t xml:space="preserve"> de fin</w:t>
+      </w:r>
+    </w:p>
+    <w:p>
+      <w:pPr>
+        <w:pStyle w:val="ListBullet"/>
+      </w:pPr>
+      <w:r>
+        <w:t xml:space="preserve">Le </w:t>
+      </w:r>
+      <w:r>
+        <w:rPr>
+          <w:b/>
+        </w:rPr>
+        <w:t>nombre de sites</w:t>
+      </w:r>
+      <w:r>
+        <w:t xml:space="preserve"> que cette personne couvre actuellement (via ses équipes)</w:t>
+      </w:r>
+    </w:p>
+    <w:p>
+      <w:pPr>
+        <w:pStyle w:val="ListBullet"/>
+      </w:pPr>
+      <w:r>
+        <w:t xml:space="preserve">Les </w:t>
+      </w:r>
+      <w:r>
+        <w:rPr>
+          <w:b/>
+        </w:rPr>
+        <w:t>équipes actives</w:t>
+      </w:r>
+      <w:r>
+        <w:t xml:space="preserve"> dont elle fait partie</w:t>
+      </w:r>
+    </w:p>
+    <w:p>
+      <w:pPr>
+        <w:pStyle w:val="ListBullet"/>
+      </w:pPr>
+      <w:r>
+        <w:t>Un badge ✅ « Brief préparé » si un brief de passage de témoin a déjà été créé pour elle</w:t>
+      </w:r>
+    </w:p>
+    <w:p>
+      <w:pPr>
+        <w:pStyle w:val="ListBullet"/>
+      </w:pPr>
+      <w:r>
+        <w:t>Un bouton « Préparer la passation » qui te ramène sur sa fiche pour générer le brief</w:t>
+      </w:r>
+    </w:p>
+    <w:p>
+      <w:pPr>
+        <w:pStyle w:val="Heading3"/>
+      </w:pPr>
+      <w:r>
+        <w:t>Le sujet est toujours la mémoire, jamais la personne</w:t>
+      </w:r>
+    </w:p>
+    <w:tbl>
+      <w:tblPr>
+        <w:tblStyle w:val="LightGrid-Accent1"/>
+        <w:tblW w:type="auto" w:w="0"/>
+        <w:tblLook w:firstColumn="1" w:firstRow="1" w:lastColumn="0" w:lastRow="0" w:noHBand="0" w:noVBand="1" w:val="04A0"/>
+      </w:tblPr>
+      <w:tblGrid>
+        <w:gridCol w:w="4320"/>
+        <w:gridCol w:w="4320"/>
+      </w:tblGrid>
+      <w:tr>
+        <w:tc>
+          <w:tcPr>
+            <w:tcW w:type="dxa" w:w="4320"/>
+          </w:tcPr>
+          <w:p>
+            <w:r>
+              <w:rPr>
+                <w:b/>
+              </w:rPr>
+            </w:r>
+            <w:r>
+              <w:rPr>
+                <w:b/>
+              </w:rPr>
+              <w:t>✅ Ce que la page dit</w:t>
+            </w:r>
+          </w:p>
+        </w:tc>
+        <w:tc>
+          <w:tcPr>
+            <w:tcW w:type="dxa" w:w="4320"/>
+          </w:tcPr>
+          <w:p>
+            <w:r>
+              <w:rPr>
+                <w:b/>
+              </w:rPr>
+            </w:r>
+            <w:r>
+              <w:rPr>
+                <w:b/>
+              </w:rPr>
+              <w:t>❌ Ce qu'elle ne dit JAMAIS</w:t>
+            </w:r>
+          </w:p>
+        </w:tc>
+      </w:tr>
+      <w:tr>
+        <w:tc>
+          <w:tcPr>
+            <w:tcW w:type="dxa" w:w="4320"/>
+          </w:tcPr>
+          <w:p>
+            <w:r/>
+            <w:r>
+              <w:t>« 3 sites portent une mémoire opérationnelle »</w:t>
+            </w:r>
+          </w:p>
+        </w:tc>
+        <w:tc>
+          <w:tcPr>
+            <w:tcW w:type="dxa" w:w="4320"/>
+          </w:tcPr>
+          <w:p>
+            <w:r/>
+            <w:r>
+              <w:t>« Joseph est critique »</w:t>
+            </w:r>
+          </w:p>
+        </w:tc>
+      </w:tr>
+      <w:tr>
+        <w:tc>
+          <w:tcPr>
+            <w:tcW w:type="dxa" w:w="4320"/>
+          </w:tcPr>
+          <w:p>
+            <w:r/>
+            <w:r>
+              <w:t>« Contrat se termine le 14 juin »</w:t>
+            </w:r>
+          </w:p>
+        </w:tc>
+        <w:tc>
+          <w:tcPr>
+            <w:tcW w:type="dxa" w:w="4320"/>
+          </w:tcPr>
+          <w:p>
+            <w:r/>
+            <w:r>
+              <w:t>« Risque de départ »</w:t>
+            </w:r>
+          </w:p>
+        </w:tc>
+      </w:tr>
+      <w:tr>
+        <w:tc>
+          <w:tcPr>
+            <w:tcW w:type="dxa" w:w="4320"/>
+          </w:tcPr>
+          <w:p>
+            <w:r/>
+            <w:r>
+              <w:t>« Préparer la passation avant le 14 juin ? »</w:t>
+            </w:r>
+          </w:p>
+        </w:tc>
+        <w:tc>
+          <w:tcPr>
+            <w:tcW w:type="dxa" w:w="4320"/>
+          </w:tcPr>
+          <w:p>
+            <w:r/>
+            <w:r>
+              <w:t>« Préparer le remplacement de Joseph »</w:t>
+            </w:r>
+          </w:p>
+        </w:tc>
+      </w:tr>
+      <w:tr>
+        <w:tc>
+          <w:tcPr>
+            <w:tcW w:type="dxa" w:w="4320"/>
+          </w:tcPr>
+          <w:p>
+            <w:r/>
+            <w:r>
+              <w:t>« 5 équipes voisines connaissent ces sites »</w:t>
+            </w:r>
+          </w:p>
+        </w:tc>
+        <w:tc>
+          <w:tcPr>
+            <w:tcW w:type="dxa" w:w="4320"/>
+          </w:tcPr>
+          <w:p>
+            <w:r/>
+            <w:r>
+              <w:t>« Cette personne est-elle remplaçable ? »</w:t>
+            </w:r>
+          </w:p>
+        </w:tc>
+      </w:tr>
+    </w:tbl>
+    <w:p/>
+    <w:p>
+      <w:r>
+        <w:t xml:space="preserve">C'est pour ça qu'on parle de </w:t>
+      </w:r>
+      <w:r>
+        <w:rPr>
+          <w:b/>
+        </w:rPr>
+        <w:t>continuité de mémoire opérationnelle</w:t>
+      </w:r>
+      <w:r>
+        <w:t xml:space="preserve">, pas de </w:t>
+      </w:r>
+      <w:r>
+        <w:rPr>
+          <w:b/>
+        </w:rPr>
+        <w:t>gestion RH</w:t>
+      </w:r>
+      <w:r>
+        <w:t>.</w:t>
+      </w:r>
+    </w:p>
+    <w:p>
+      <w:pPr>
+        <w:pStyle w:val="Heading3"/>
+      </w:pPr>
+      <w:r>
+        <w:t>Garde-fous techniques</w:t>
+      </w:r>
+    </w:p>
+    <w:p>
+      <w:pPr>
+        <w:pStyle w:val="ListBullet"/>
+      </w:pPr>
+      <w:r>
+        <w:rPr>
+          <w:b/>
+        </w:rPr>
+        <w:t>Kill switch</w:t>
+      </w:r>
+      <w:r>
+        <w:t xml:space="preserve"> : variable ENV </w:t>
+      </w:r>
+      <w:r>
+        <w:rPr>
+          <w:rFonts w:ascii="Consolas" w:hAnsi="Consolas"/>
+          <w:sz w:val="20"/>
+        </w:rPr>
+        <w:t>CONTINUITY_PAGE_ENABLED=false</w:t>
+      </w:r>
+      <w:r>
+        <w:t xml:space="preserve"> → la page renvoie 404. Si tu signales un malaise lors du pilote, on coupe en 1 minute.</w:t>
+      </w:r>
+    </w:p>
+    <w:p>
+      <w:pPr>
+        <w:pStyle w:val="ListBullet"/>
+      </w:pPr>
+      <w:r>
+        <w:rPr>
+          <w:b/>
+        </w:rPr>
+        <w:t>Self-exclu</w:t>
+      </w:r>
+      <w:r>
+        <w:t xml:space="preserve"> : une personne </w:t>
+      </w:r>
+      <w:r>
+        <w:rPr>
+          <w:b/>
+        </w:rPr>
+        <w:t>ne voit jamais sa propre fin de contrat</w:t>
+      </w:r>
+      <w:r>
+        <w:t xml:space="preserve"> dans </w:t>
+      </w:r>
+      <w:r>
+        <w:rPr>
+          <w:rFonts w:ascii="Consolas" w:hAnsi="Consolas"/>
+          <w:sz w:val="20"/>
+        </w:rPr>
+        <w:t>/continuite</w:t>
+      </w:r>
+      <w:r>
+        <w:t>. C'est un objet manager, pas un dossier personnel.</w:t>
+      </w:r>
+    </w:p>
+    <w:p>
+      <w:pPr>
+        <w:pStyle w:val="ListBullet"/>
+      </w:pPr>
+      <w:r>
+        <w:rPr>
+          <w:b/>
+        </w:rPr>
+        <w:t>Audit log</w:t>
+      </w:r>
+      <w:r>
+        <w:t xml:space="preserve"> : chaque consultation est tracée (qui a regardé, quand).</w:t>
+      </w:r>
+    </w:p>
+    <w:p>
+      <w:pPr>
+        <w:pStyle w:val="ListBullet"/>
+      </w:pPr>
+      <w:r>
+        <w:rPr>
+          <w:b/>
+        </w:rPr>
+        <w:t>Tripwires CI</w:t>
+      </w:r>
+      <w:r>
+        <w:t xml:space="preserve"> : le code refuse au build toute fonction qui ressemble à de la prédiction de départ (</w:t>
+      </w:r>
+      <w:r>
+        <w:rPr>
+          <w:rFonts w:ascii="Consolas" w:hAnsi="Consolas"/>
+          <w:sz w:val="20"/>
+        </w:rPr>
+        <w:t>departureRisk</w:t>
+      </w:r>
+      <w:r>
+        <w:t xml:space="preserve">, </w:t>
+      </w:r>
+      <w:r>
+        <w:rPr>
+          <w:rFonts w:ascii="Consolas" w:hAnsi="Consolas"/>
+          <w:sz w:val="20"/>
+        </w:rPr>
+        <w:t>criticalAgent</w:t>
+      </w:r>
+      <w:r>
+        <w:t xml:space="preserve">, </w:t>
+      </w:r>
+      <w:r>
+        <w:rPr>
+          <w:rFonts w:ascii="Consolas" w:hAnsi="Consolas"/>
+          <w:sz w:val="20"/>
+        </w:rPr>
+        <w:t>replacementScore</w:t>
+      </w:r>
+      <w:r>
+        <w:t>…).</w:t>
+      </w:r>
+    </w:p>
+    <w:p>
+      <w:pPr>
+        <w:pStyle w:val="ListBullet"/>
+      </w:pPr>
+      <w:r>
+        <w:rPr>
+          <w:b/>
+        </w:rPr>
+        <w:t>Pas de score, pas de classement, aucune comparaison entre personnes.</w:t>
+      </w:r>
+    </w:p>
+    <w:p>
+      <w:pPr>
+        <w:pStyle w:val="Heading3"/>
+      </w:pPr>
+      <w:r>
+        <w:t>Le widget dashboard</w:t>
+      </w:r>
+    </w:p>
+    <w:p>
+      <w:r>
+        <w:t>Sur ton tableau de bord, si au moins une passation est à préparer dans les 30 jours, tu vois un encart compact :</w:t>
+      </w:r>
+    </w:p>
+    <w:p>
+      <w:pPr>
+        <w:pStyle w:val="ListBullet"/>
+      </w:pPr>
+      <w:r>
+        <w:rPr>
+          <w:b/>
+        </w:rPr>
+        <w:t>N passations à préparer</w:t>
+      </w:r>
+      <w:r>
+        <w:t xml:space="preserve"> + détail par section (J-7, J-14, J-30)</w:t>
+      </w:r>
+    </w:p>
+    <w:p>
+      <w:pPr>
+        <w:pStyle w:val="ListBullet"/>
+      </w:pPr>
+      <w:r>
+        <w:t xml:space="preserve">Couleur </w:t>
+      </w:r>
+      <w:r>
+        <w:rPr>
+          <w:b/>
+        </w:rPr>
+        <w:t>rose</w:t>
+      </w:r>
+      <w:r>
+        <w:t xml:space="preserve"> si urgent (≤ 7j), </w:t>
+      </w:r>
+      <w:r>
+        <w:rPr>
+          <w:b/>
+        </w:rPr>
+        <w:t>ambre</w:t>
+      </w:r>
+      <w:r>
+        <w:t xml:space="preserve"> sinon, </w:t>
+      </w:r>
+      <w:r>
+        <w:rPr>
+          <w:b/>
+        </w:rPr>
+        <w:t>neutre</w:t>
+      </w:r>
+      <w:r>
+        <w:t xml:space="preserve"> si rien d'urgent.</w:t>
+      </w:r>
+    </w:p>
+    <w:p>
+      <w:pPr>
+        <w:pStyle w:val="ListBullet"/>
+      </w:pPr>
+      <w:r>
+        <w:t xml:space="preserve">Cliquable vers </w:t>
+      </w:r>
+      <w:r>
+        <w:rPr>
+          <w:rFonts w:ascii="Consolas" w:hAnsi="Consolas"/>
+          <w:sz w:val="20"/>
+        </w:rPr>
+        <w:t>/continuite</w:t>
+      </w:r>
+      <w:r>
+        <w:t>.</w:t>
+      </w:r>
+    </w:p>
+    <w:p>
+      <w:r>
+        <w:rPr>
+          <w:b/>
+        </w:rPr>
+        <w:t>Silence positif</w:t>
+      </w:r>
+      <w:r>
+        <w:t xml:space="preserve"> : si rien à préparer, le widget ne s'affiche pas du tout.</w:t>
+      </w:r>
+    </w:p>
+    <w:p>
+      <w:pPr>
+        <w:pStyle w:val="Heading3"/>
+      </w:pPr>
+      <w:r>
+        <w:t>Comment l'utiliser au quotidien</w:t>
+      </w:r>
+    </w:p>
+    <w:p>
+      <w:pPr>
+        <w:pStyle w:val="ListNumber"/>
+      </w:pPr>
+      <w:r>
+        <w:rPr>
+          <w:b/>
+        </w:rPr>
+        <w:t>Tu renseignes les dates de fin de contrat</w:t>
+      </w:r>
+      <w:r>
+        <w:t xml:space="preserve"> sur les fiches Intervenants (pour les CDD et CDI Chantier de ton équipe).</w:t>
+      </w:r>
+    </w:p>
+    <w:p>
+      <w:pPr>
+        <w:pStyle w:val="ListNumber"/>
+      </w:pPr>
+      <w:r>
+        <w:rPr>
+          <w:b/>
+        </w:rPr>
+        <w:t>MemorIA fait apparaître l'entrée</w:t>
+      </w:r>
+      <w:r>
+        <w:t xml:space="preserve"> dans </w:t>
+      </w:r>
+      <w:r>
+        <w:rPr>
+          <w:rFonts w:ascii="Consolas" w:hAnsi="Consolas"/>
+          <w:sz w:val="20"/>
+        </w:rPr>
+        <w:t>/continuite</w:t>
+      </w:r>
+      <w:r>
+        <w:t xml:space="preserve"> quand on entre dans les 30 jours.</w:t>
+      </w:r>
+    </w:p>
+    <w:p>
+      <w:pPr>
+        <w:pStyle w:val="ListNumber"/>
+      </w:pPr>
+      <w:r>
+        <w:rPr>
+          <w:b/>
+        </w:rPr>
+        <w:t>Tu cliques « Préparer la passation »</w:t>
+      </w:r>
+      <w:r>
+        <w:t xml:space="preserve"> → tu génères un brief de passage de témoin classique (section 15).</w:t>
+      </w:r>
+    </w:p>
+    <w:p>
+      <w:pPr>
+        <w:pStyle w:val="ListNumber"/>
+      </w:pPr>
+      <w:r>
+        <w:rPr>
+          <w:b/>
+        </w:rPr>
+        <w:t>Tu envoies le QR code au chef d'équipe successeur</w:t>
+      </w:r>
+      <w:r>
+        <w:t xml:space="preserve"> sur WhatsApp.</w:t>
+      </w:r>
+    </w:p>
+    <w:p>
+      <w:pPr>
+        <w:pStyle w:val="ListNumber"/>
+      </w:pPr>
+      <w:r>
+        <w:rPr>
+          <w:b/>
+        </w:rPr>
+        <w:t>Le chef successeur consulte</w:t>
+      </w:r>
+      <w:r>
+        <w:t xml:space="preserve"> sans login, marque « C'est lu », et tu sais côté MemorIA que la transmission a abouti.</w:t>
       </w:r>
     </w:p>
     <w:p>

--- a/docs/MODE_EMPLOI.docx
+++ b/docs/MODE_EMPLOI.docx
@@ -798,6 +798,29 @@
       </w:r>
     </w:p>
     <w:p>
+      <w:r>
+        <w:t xml:space="preserve">Le dashboard n'est </w:t>
+      </w:r>
+      <w:r>
+        <w:rPr>
+          <w:b/>
+        </w:rPr>
+        <w:t>pas</w:t>
+      </w:r>
+      <w:r>
+        <w:t xml:space="preserve"> un tableau de KPI. C'est une surface de </w:t>
+      </w:r>
+      <w:r>
+        <w:rPr>
+          <w:b/>
+        </w:rPr>
+        <w:t>mémoire opérationnelle</w:t>
+      </w:r>
+      <w:r>
+        <w:t xml:space="preserve"> : il « apparaît au bon moment, puis se retire ». Volontairement sobre, 4 zones seulement (mai 2026 — refonte « collapse éditorial »).</w:t>
+      </w:r>
+    </w:p>
+    <w:p>
       <w:pPr>
         <w:pStyle w:val="Heading3"/>
       </w:pPr>
@@ -827,33 +850,28 @@
         <w:rPr>
           <w:b/>
         </w:rPr>
-        <w:t>Ce que les lieux disent ce matin</w:t>
-      </w:r>
-      <w:r>
-        <w:t xml:space="preserve"> (si signal IA pertinent) : 1 phrase courte qui émerge d'un site. Rare par construction. Doctrine : </w:t>
-      </w:r>
-      <w:r>
-        <w:rPr>
-          <w:i/>
-        </w:rPr>
-        <w:t>l'IA qui parle tout le temps devient du bruit</w:t>
-      </w:r>
-      <w:r>
-        <w:t>.</w:t>
-      </w:r>
-    </w:p>
-    <w:p>
-      <w:pPr>
-        <w:pStyle w:val="ListNumber"/>
-      </w:pPr>
+        <w:t>« Mémoire active ce matin »</w:t>
+      </w:r>
+      <w:r>
+        <w:t xml:space="preserve"> (le bloc principal) : </w:t>
+      </w:r>
       <w:r>
         <w:rPr>
           <w:b/>
         </w:rPr>
-        <w:t>Zone Vigilance (en rouge bordeaux, en haut)</w:t>
-      </w:r>
-      <w:r>
-        <w:t xml:space="preserve"> :</w:t>
+        <w:t>un seul message</w:t>
+      </w:r>
+      <w:r>
+        <w:t xml:space="preserve"> mis en avant (plus un secondaire au maximum), ou un </w:t>
+      </w:r>
+      <w:r>
+        <w:rPr>
+          <w:b/>
+        </w:rPr>
+        <w:t>silence assumé</w:t>
+      </w:r>
+      <w:r>
+        <w:t>. Selon ce qui mérite votre attention, il affiche :</w:t>
       </w:r>
     </w:p>
     <w:p>
@@ -862,7 +880,16 @@
         <w:ind w:left="567"/>
       </w:pPr>
       <w:r>
-        <w:t>AO à rendre dans les 7 jours (si vous en avez)</w:t>
+        <w:t xml:space="preserve">🟢 </w:t>
+      </w:r>
+      <w:r>
+        <w:rPr>
+          <w:i/>
+        </w:rPr>
+        <w:t>« Les lieux sont calmes ce matin »</w:t>
+      </w:r>
+      <w:r>
+        <w:t xml:space="preserve"> (fond vert) quand rien ne presse — et c'est très bien ;</w:t>
       </w:r>
     </w:p>
     <w:p>
@@ -871,7 +898,16 @@
         <w:ind w:left="567"/>
       </w:pPr>
       <w:r>
-        <w:t>Signalements terrain des dernières 24 h</w:t>
+        <w:t xml:space="preserve">🟠 une </w:t>
+      </w:r>
+      <w:r>
+        <w:rPr>
+          <w:b/>
+        </w:rPr>
+        <w:t>passation à préparer / en attente de reconnaissance</w:t>
+      </w:r>
+      <w:r>
+        <w:t xml:space="preserve"> (continuité) ;</w:t>
       </w:r>
     </w:p>
     <w:p>
@@ -880,7 +916,16 @@
         <w:ind w:left="567"/>
       </w:pPr>
       <w:r>
-        <w:t>Engagements à surveiller cette semaine</w:t>
+        <w:t xml:space="preserve">une </w:t>
+      </w:r>
+      <w:r>
+        <w:rPr>
+          <w:b/>
+        </w:rPr>
+        <w:t>échéance d'appel d'offres</w:t>
+      </w:r>
+      <w:r>
+        <w:t xml:space="preserve"> proche ;</w:t>
       </w:r>
     </w:p>
     <w:p>
@@ -889,7 +934,34 @@
         <w:ind w:left="567"/>
       </w:pPr>
       <w:r>
-        <w:t>Contrats sous tension</w:t>
+        <w:t xml:space="preserve">🔴 un </w:t>
+      </w:r>
+      <w:r>
+        <w:rPr>
+          <w:b/>
+        </w:rPr>
+        <w:t>signalement terrain</w:t>
+      </w:r>
+      <w:r>
+        <w:t xml:space="preserve"> récent ;</w:t>
+      </w:r>
+    </w:p>
+    <w:p>
+      <w:pPr>
+        <w:pStyle w:val="ListBullet"/>
+        <w:ind w:left="567"/>
+      </w:pPr>
+      <w:r>
+        <w:t xml:space="preserve">une </w:t>
+      </w:r>
+      <w:r>
+        <w:rPr>
+          <w:b/>
+        </w:rPr>
+        <w:t>résonance mémoire</w:t>
+      </w:r>
+      <w:r>
+        <w:t xml:space="preserve"> (« ce que les lieux disent ce matin »).</w:t>
       </w:r>
     </w:p>
     <w:p>
@@ -900,20 +972,105 @@
         <w:rPr>
           <w:b/>
         </w:rPr>
-        <w:t>Widget Pipeline AO</w:t>
-      </w:r>
-      <w:r>
-        <w:t xml:space="preserve"> : 3 chiffres (Actifs / À rendre / Gagnés ce mois). Cliquable → </w:t>
-      </w:r>
-      <w:r>
-        <w:rPr>
-          <w:rFonts w:ascii="Consolas" w:hAnsi="Consolas"/>
-          <w:sz w:val="20"/>
-        </w:rPr>
-        <w:t>/tenders</w:t>
-      </w:r>
-      <w:r>
-        <w:t>.</w:t>
+        <w:t>« Vie des lieux »</w:t>
+      </w:r>
+      <w:r>
+        <w:t xml:space="preserve"> : un </w:t>
+      </w:r>
+      <w:r>
+        <w:rPr>
+          <w:b/>
+        </w:rPr>
+        <w:t>flux unique, hiérarchisé</w:t>
+      </w:r>
+      <w:r>
+        <w:t xml:space="preserve">, regroupé en </w:t>
+      </w:r>
+      <w:r>
+        <w:rPr>
+          <w:b/>
+        </w:rPr>
+        <w:t>familles colorées</w:t>
+      </w:r>
+      <w:r>
+        <w:t xml:space="preserve"> (pas une liste plate) :</w:t>
+      </w:r>
+    </w:p>
+    <w:p>
+      <w:pPr>
+        <w:pStyle w:val="ListBullet"/>
+        <w:ind w:left="567"/>
+      </w:pPr>
+      <w:r>
+        <w:t xml:space="preserve">🔴 </w:t>
+      </w:r>
+      <w:r>
+        <w:rPr>
+          <w:b/>
+        </w:rPr>
+        <w:t>Attention opérationnelle</w:t>
+      </w:r>
+      <w:r>
+        <w:t xml:space="preserve"> (rouge) : signalements terrain, anomalies ouvertes, engagements et contrats à surveiller ;</w:t>
+      </w:r>
+    </w:p>
+    <w:p>
+      <w:pPr>
+        <w:pStyle w:val="ListBullet"/>
+        <w:ind w:left="567"/>
+      </w:pPr>
+      <w:r>
+        <w:t xml:space="preserve">🟠 </w:t>
+      </w:r>
+      <w:r>
+        <w:rPr>
+          <w:b/>
+        </w:rPr>
+        <w:t>Continuité</w:t>
+      </w:r>
+      <w:r>
+        <w:t xml:space="preserve"> (ambre) : passations reconnues / en attente ;</w:t>
+      </w:r>
+    </w:p>
+    <w:p>
+      <w:pPr>
+        <w:pStyle w:val="ListBullet"/>
+        <w:ind w:left="567"/>
+      </w:pPr>
+      <w:r>
+        <w:t xml:space="preserve">🟣 </w:t>
+      </w:r>
+      <w:r>
+        <w:rPr>
+          <w:b/>
+        </w:rPr>
+        <w:t>Appels d'offres</w:t>
+      </w:r>
+      <w:r>
+        <w:t xml:space="preserve"> (violet) : échéances ;</w:t>
+      </w:r>
+    </w:p>
+    <w:p>
+      <w:pPr>
+        <w:pStyle w:val="ListBullet"/>
+        <w:ind w:left="567"/>
+      </w:pPr>
+      <w:r>
+        <w:t xml:space="preserve">🔵 </w:t>
+      </w:r>
+      <w:r>
+        <w:rPr>
+          <w:b/>
+        </w:rPr>
+        <w:t>Mémoire terrain</w:t>
+      </w:r>
+      <w:r>
+        <w:t xml:space="preserve"> (bleu doux) : « à savoir » récents, silence inhabituel d'un site.</w:t>
+      </w:r>
+    </w:p>
+    <w:p>
+      <w:r>
+        <w:t xml:space="preserve">   Densité variable : un signal précis = une ligne normale ; un résumé (« 8 anomalies ouvertes ») = une ligne compacte.</w:t>
       </w:r>
     </w:p>
     <w:p>
@@ -924,80 +1081,82 @@
         <w:rPr>
           <w:b/>
         </w:rPr>
-        <w:t>Bouton « Préparer ma défense »</w:t>
-      </w:r>
-      <w:r>
-        <w:t xml:space="preserve"> : raccourci vers le mode litige.</w:t>
-      </w:r>
-    </w:p>
-    <w:p>
-      <w:pPr>
-        <w:pStyle w:val="ListNumber"/>
-      </w:pPr>
+        <w:t>Pied de page</w:t>
+      </w:r>
+      <w:r>
+        <w:t xml:space="preserve"> : </w:t>
+      </w:r>
+      <w:r>
+        <w:rPr>
+          <w:i/>
+        </w:rPr>
+        <w:t>« Mémoire accumulée : X interventions documentées · Y preuves »</w:t>
+      </w:r>
+      <w:r>
+        <w:t xml:space="preserve"> (votre capital, pas un KPI) + lien discret </w:t>
+      </w:r>
       <w:r>
         <w:rPr>
           <w:b/>
         </w:rPr>
-        <w:t>4 stats agrégées</w:t>
-      </w:r>
-      <w:r>
-        <w:t xml:space="preserve"> (semaine, capital, AO, anomalies).</w:t>
-      </w:r>
-    </w:p>
-    <w:p>
-      <w:pPr>
-        <w:pStyle w:val="ListNumber"/>
-      </w:pPr>
+        <w:t>« Préparer ma défense »</w:t>
+      </w:r>
+      <w:r>
+        <w:t xml:space="preserve"> (mode litige).</w:t>
+      </w:r>
+    </w:p>
+    <w:p>
+      <w:r>
+        <w:t xml:space="preserve">Les KPI volumineux, le widget Pipeline AO et le widget « Contrats sous tension » ont été </w:t>
+      </w:r>
       <w:r>
         <w:rPr>
           <w:b/>
         </w:rPr>
-        <w:t>Compteurs</w:t>
-      </w:r>
-      <w:r>
-        <w:t xml:space="preserve"> : dossiers clôturés ce mois.</w:t>
-      </w:r>
-    </w:p>
-    <w:p>
-      <w:pPr>
-        <w:pStyle w:val="ListNumber"/>
-      </w:pPr>
+        <w:t>retirés</w:t>
+      </w:r>
+      <w:r>
+        <w:t xml:space="preserve"> : ces chiffres sont accessibles via le menu de gauche (Appels d'offres, Contrats, Sites…). Le dashboard </w:t>
+      </w:r>
       <w:r>
         <w:rPr>
           <w:b/>
         </w:rPr>
-        <w:t>Liste des contrats</w:t>
-      </w:r>
-      <w:r>
-        <w:t xml:space="preserve"> : groupés par « Demandent attention », « En bonne progression », « Inactifs ».</w:t>
-      </w:r>
-    </w:p>
-    <w:p>
-      <w:pPr>
-        <w:pStyle w:val="ListNumber"/>
-      </w:pPr>
+        <w:t>pointe</w:t>
+      </w:r>
+      <w:r>
+        <w:t xml:space="preserve"> vers les pages spécialisées, il ne les recopie pas.</w:t>
+      </w:r>
+    </w:p>
+    <w:p>
+      <w:pPr>
+        <w:pStyle w:val="Heading3"/>
+      </w:pPr>
+      <w:r>
+        <w:t>D'où viennent ces signaux ?</w:t>
+      </w:r>
+    </w:p>
+    <w:p>
+      <w:r>
+        <w:t xml:space="preserve">Chaque signal de « Vie des lieux » est </w:t>
+      </w:r>
       <w:r>
         <w:rPr>
           <w:b/>
         </w:rPr>
-        <w:t>Capital cumulé</w:t>
-      </w:r>
-      <w:r>
-        <w:t xml:space="preserve"> : ligne sobre tout en bas — interventions documentées · photos · incidents traités depuis le démarrage.</w:t>
-      </w:r>
-    </w:p>
-    <w:p>
-      <w:pPr>
-        <w:pStyle w:val="ListNumber"/>
-      </w:pPr>
+        <w:t>calculé à partir de faits réels</w:t>
+      </w:r>
+      <w:r>
+        <w:t xml:space="preserve"> (dates, statuts, comptages) — jamais inventé. Le système ne montre « silence inhabituel » que s'il y a vraiment une absence de trace, « passation reconnue » que si une reconnaissance a eu lieu, etc. Le sujet est </w:t>
+      </w:r>
       <w:r>
         <w:rPr>
           <w:b/>
         </w:rPr>
-        <w:t>Activité récente</w:t>
-      </w:r>
-      <w:r>
-        <w:t xml:space="preserve"> : 8 derniers événements globaux.</w:t>
+        <w:t>toujours le lieu ou l'équipe</w:t>
+      </w:r>
+      <w:r>
+        <w:t>, jamais une personne.</w:t>
       </w:r>
     </w:p>
     <w:p>
@@ -1016,7 +1175,7 @@
         <w:t>Silence positif</w:t>
       </w:r>
       <w:r>
-        <w:t xml:space="preserve"> : si la zone vigilance est vide, c'est que tout va bien. Pas de carte qui dit « tout va bien » à votre place — c'est l'absence qui parle.</w:t>
+        <w:t xml:space="preserve"> : un matin calme affiche peu de choses — c'est voulu. Le silence donne de la valeur aux moments où le système parle. On ne remplit jamais l'écran pour se rassurer.</w:t>
       </w:r>
     </w:p>
     <w:p>
@@ -4574,6 +4733,135 @@
         <w:pStyle w:val="Heading3"/>
       </w:pPr>
       <w:r>
+        <w:t xml:space="preserve">La page </w:t>
+      </w:r>
+      <w:r>
+        <w:rPr>
+          <w:rFonts w:ascii="Consolas" w:hAnsi="Consolas"/>
+          <w:sz w:val="20"/>
+        </w:rPr>
+        <w:t>/handovers</w:t>
+      </w:r>
+      <w:r>
+        <w:t xml:space="preserve"> (vue d'ensemble vivante)</w:t>
+      </w:r>
+    </w:p>
+    <w:p>
+      <w:r>
+        <w:t xml:space="preserve">Même quand vous n'avez </w:t>
+      </w:r>
+      <w:r>
+        <w:rPr>
+          <w:b/>
+        </w:rPr>
+        <w:t>aucun brief à transmettre</w:t>
+      </w:r>
+      <w:r>
+        <w:t>, la page n'est pas vide — elle montre que la continuité est suivie :</w:t>
+      </w:r>
+    </w:p>
+    <w:p>
+      <w:pPr>
+        <w:pStyle w:val="ListBullet"/>
+      </w:pPr>
+      <w:r>
+        <w:rPr>
+          <w:b/>
+        </w:rPr>
+        <w:t>Bandeau d'état</w:t>
+      </w:r>
+      <w:r>
+        <w:t xml:space="preserve"> : 🟢 </w:t>
+      </w:r>
+      <w:r>
+        <w:rPr>
+          <w:i/>
+        </w:rPr>
+        <w:t>« Continuité stable — aucune passation urgente »</w:t>
+      </w:r>
+      <w:r>
+        <w:t xml:space="preserve"> (avec la date du dernier témoin reconnu), ou 🟠 </w:t>
+      </w:r>
+      <w:r>
+        <w:rPr>
+          <w:i/>
+        </w:rPr>
+        <w:t>« N passations à préparer cette semaine »</w:t>
+      </w:r>
+      <w:r>
+        <w:t xml:space="preserve"> si des contrats se terminent.</w:t>
+      </w:r>
+    </w:p>
+    <w:p>
+      <w:pPr>
+        <w:pStyle w:val="ListBullet"/>
+      </w:pPr>
+      <w:r>
+        <w:rPr>
+          <w:b/>
+        </w:rPr>
+        <w:t>Mémoire transmise ce mois-ci</w:t>
+      </w:r>
+      <w:r>
+        <w:t xml:space="preserve"> : le </w:t>
+      </w:r>
+      <w:r>
+        <w:rPr>
+          <w:b/>
+        </w:rPr>
+        <w:t>volume préservé</w:t>
+      </w:r>
+      <w:r>
+        <w:t xml:space="preserve"> par les passations (sites couverts, « à savoir », anomalies relayées, documents, équipes relais). C'est un volume, </w:t>
+      </w:r>
+      <w:r>
+        <w:rPr>
+          <w:b/>
+        </w:rPr>
+        <w:t>pas un score</w:t>
+      </w:r>
+      <w:r>
+        <w:t>.</w:t>
+      </w:r>
+    </w:p>
+    <w:p>
+      <w:pPr>
+        <w:pStyle w:val="ListBullet"/>
+      </w:pPr>
+      <w:r>
+        <w:rPr>
+          <w:b/>
+        </w:rPr>
+        <w:t>Dernières passations</w:t>
+      </w:r>
+      <w:r>
+        <w:t xml:space="preserve"> : une frise des derniers briefs (« reconnu par X · consulté 3 fois », « brief généré il y a 12 jours », « archivé »).</w:t>
+      </w:r>
+    </w:p>
+    <w:p>
+      <w:pPr>
+        <w:pStyle w:val="ListBullet"/>
+      </w:pPr>
+      <w:r>
+        <w:rPr>
+          <w:b/>
+        </w:rPr>
+        <w:t>À savoir, en ce moment</w:t>
+      </w:r>
+      <w:r>
+        <w:t xml:space="preserve"> : quelques consignes de site actuellement vivantes.</w:t>
+      </w:r>
+    </w:p>
+    <w:p>
+      <w:r>
+        <w:t>En dessous, les onglets habituels filtrent les briefs par statut (À transmettre / Partagé / Reconnu / Archivé).</w:t>
+      </w:r>
+    </w:p>
+    <w:p>
+      <w:pPr>
+        <w:pStyle w:val="Heading3"/>
+      </w:pPr>
+      <w:r>
         <w:t>Deux types de briefs</w:t>
       </w:r>
     </w:p>
@@ -7674,69 +7962,21 @@
         <w:pStyle w:val="Heading3"/>
       </w:pPr>
       <w:r>
-        <w:t>Le widget dashboard</w:t>
-      </w:r>
-    </w:p>
-    <w:p>
-      <w:r>
-        <w:t>Sur ton tableau de bord, si au moins une passation est à préparer dans les 30 jours, tu vois un encart compact :</w:t>
-      </w:r>
-    </w:p>
-    <w:p>
-      <w:pPr>
-        <w:pStyle w:val="ListBullet"/>
-      </w:pPr>
+        <w:t>Sur le tableau de bord</w:t>
+      </w:r>
+    </w:p>
+    <w:p>
+      <w:r>
+        <w:t xml:space="preserve">Depuis la refonte « collapse », il n'y a plus d'encart séparé : la continuité remonte directement dans le bloc </w:t>
+      </w:r>
       <w:r>
         <w:rPr>
           <w:b/>
         </w:rPr>
-        <w:t>N passations à préparer</w:t>
-      </w:r>
-      <w:r>
-        <w:t xml:space="preserve"> + détail par section (J-7, J-14, J-30)</w:t>
-      </w:r>
-    </w:p>
-    <w:p>
-      <w:pPr>
-        <w:pStyle w:val="ListBullet"/>
-      </w:pPr>
-      <w:r>
-        <w:t xml:space="preserve">Couleur </w:t>
-      </w:r>
-      <w:r>
-        <w:rPr>
-          <w:b/>
-        </w:rPr>
-        <w:t>rose</w:t>
-      </w:r>
-      <w:r>
-        <w:t xml:space="preserve"> si urgent (≤ 7j), </w:t>
-      </w:r>
-      <w:r>
-        <w:rPr>
-          <w:b/>
-        </w:rPr>
-        <w:t>ambre</w:t>
-      </w:r>
-      <w:r>
-        <w:t xml:space="preserve"> sinon, </w:t>
-      </w:r>
-      <w:r>
-        <w:rPr>
-          <w:b/>
-        </w:rPr>
-        <w:t>neutre</w:t>
-      </w:r>
-      <w:r>
-        <w:t xml:space="preserve"> si rien d'urgent.</w:t>
-      </w:r>
-    </w:p>
-    <w:p>
-      <w:pPr>
-        <w:pStyle w:val="ListBullet"/>
-      </w:pPr>
-      <w:r>
-        <w:t xml:space="preserve">Cliquable vers </w:t>
+        <w:t>« Mémoire active ce matin »</w:t>
+      </w:r>
+      <w:r>
+        <w:t xml:space="preserve">. S'il y a une passation urgente à préparer (contrat finissant ≤ 7 jours), le bandeau passe en ambre avec un lien vers </w:t>
       </w:r>
       <w:r>
         <w:rPr>
@@ -7746,10 +7986,17 @@
         <w:t>/continuite</w:t>
       </w:r>
       <w:r>
-        <w:t>.</w:t>
-      </w:r>
-    </w:p>
-    <w:p>
+        <w:t xml:space="preserve">. Sinon, il affiche </w:t>
+      </w:r>
+      <w:r>
+        <w:rPr>
+          <w:i/>
+        </w:rPr>
+        <w:t>« Continuité stable »</w:t>
+      </w:r>
+      <w:r>
+        <w:t xml:space="preserve">. </w:t>
+      </w:r>
       <w:r>
         <w:rPr>
           <w:b/>
@@ -7757,7 +8004,7 @@
         <w:t>Silence positif</w:t>
       </w:r>
       <w:r>
-        <w:t xml:space="preserve"> : si rien à préparer, le widget ne s'affiche pas du tout.</w:t>
+        <w:t xml:space="preserve"> : rien d'urgent → aucun bruit.</w:t>
       </w:r>
     </w:p>
     <w:p>

--- a/docs/MODE_EMPLOI.docx
+++ b/docs/MODE_EMPLOI.docx
@@ -242,6 +242,30 @@
     </w:p>
     <w:p>
       <w:pPr>
+        <w:pStyle w:val="ListNumber"/>
+      </w:pPr>
+      <w:r>
+        <w:t>[Le tableau de bord vivant](#23-le-tableau-de-bord-vivant)</w:t>
+      </w:r>
+    </w:p>
+    <w:p>
+      <w:pPr>
+        <w:pStyle w:val="ListNumber"/>
+      </w:pPr>
+      <w:r>
+        <w:t>[Importer par lot &amp; tri d'ingestion](#24-importer-par-lot--tri-dingestion)</w:t>
+      </w:r>
+    </w:p>
+    <w:p>
+      <w:pPr>
+        <w:pStyle w:val="ListNumber"/>
+      </w:pPr>
+      <w:r>
+        <w:t>[Continuité des contrats (CDD, prolongation)](#25-continuité-des-contrats-cdd-prolongation)</w:t>
+      </w:r>
+    </w:p>
+    <w:p>
+      <w:pPr>
         <w:jc w:val="center"/>
       </w:pPr>
       <w:r>
@@ -375,14 +399,18 @@
       </w:r>
     </w:p>
     <w:p>
-      <w:pPr>
-        <w:pStyle w:val="Heading3"/>
-      </w:pPr>
-      <w:r>
+      <w:r>
+        <w:rPr>
+          <w:b/>
+          <w:color w:val="C0392B"/>
+        </w:rPr>
         <w:t>La promesse</w:t>
       </w:r>
     </w:p>
     <w:p>
+      <w:pPr>
+        <w:ind w:left="340"/>
+      </w:pPr>
       <w:r>
         <w:t>Au bout de 6 mois, vous saurez sur n'importe quel site :</w:t>
       </w:r>
@@ -390,6 +418,7 @@
     <w:p>
       <w:pPr>
         <w:pStyle w:val="ListBullet"/>
+        <w:ind w:left="340"/>
       </w:pPr>
       <w:r>
         <w:t>Ce qui s'y passe régulièrement</w:t>
@@ -398,6 +427,7 @@
     <w:p>
       <w:pPr>
         <w:pStyle w:val="ListBullet"/>
+        <w:ind w:left="340"/>
       </w:pPr>
       <w:r>
         <w:t>Ce qui revient comme problème</w:t>
@@ -406,6 +436,7 @@
     <w:p>
       <w:pPr>
         <w:pStyle w:val="ListBullet"/>
+        <w:ind w:left="340"/>
       </w:pPr>
       <w:r>
         <w:t>Qui le connaît déjà</w:t>
@@ -414,6 +445,7 @@
     <w:p>
       <w:pPr>
         <w:pStyle w:val="ListBullet"/>
+        <w:ind w:left="340"/>
       </w:pPr>
       <w:r>
         <w:t>Quelles preuves vous y avez accumulées</w:t>
@@ -422,12 +454,16 @@
     <w:p>
       <w:pPr>
         <w:pStyle w:val="ListBullet"/>
+        <w:ind w:left="340"/>
       </w:pPr>
       <w:r>
         <w:t>Ce que vous y avez promis dans le contrat</w:t>
       </w:r>
     </w:p>
     <w:p>
+      <w:pPr>
+        <w:ind w:left="340"/>
+      </w:pPr>
       <w:r>
         <w:t xml:space="preserve">Et tout ce capital sera </w:t>
       </w:r>
@@ -1160,14 +1196,18 @@
       </w:r>
     </w:p>
     <w:p>
-      <w:pPr>
-        <w:pStyle w:val="Heading3"/>
-      </w:pPr>
-      <w:r>
+      <w:r>
+        <w:rPr>
+          <w:b/>
+          <w:color w:val="C0392B"/>
+        </w:rPr>
         <w:t>Règle d'or</w:t>
       </w:r>
     </w:p>
     <w:p>
+      <w:pPr>
+        <w:ind w:left="340"/>
+      </w:pPr>
       <w:r>
         <w:rPr>
           <w:b/>
@@ -1351,14 +1391,18 @@
       </w:r>
     </w:p>
     <w:p>
-      <w:pPr>
-        <w:pStyle w:val="Heading3"/>
-      </w:pPr>
-      <w:r>
+      <w:r>
+        <w:rPr>
+          <w:b/>
+          <w:color w:val="C0392B"/>
+        </w:rPr>
         <w:t>Important</w:t>
       </w:r>
     </w:p>
     <w:p>
+      <w:pPr>
+        <w:ind w:left="340"/>
+      </w:pPr>
       <w:r>
         <w:rPr>
           <w:b/>
@@ -8771,6 +8815,495 @@
       </w:r>
       <w:r>
         <w:t xml:space="preserve"> à mesure que vous l'utilisez. Chaque photo déposée, chaque note terrain, chaque AO clôturé enrichit la mémoire collective de votre entreprise.</w:t>
+      </w:r>
+    </w:p>
+    <w:p>
+      <w:pPr>
+        <w:pStyle w:val="Heading2"/>
+      </w:pPr>
+      <w:r>
+        <w:t>23. Le tableau de bord vivant</w:t>
+      </w:r>
+    </w:p>
+    <w:p>
+      <w:r>
+        <w:t xml:space="preserve">Le tableau de bord ne cherche pas à tout afficher — il </w:t>
+      </w:r>
+      <w:r>
+        <w:rPr>
+          <w:b/>
+        </w:rPr>
+        <w:t>apparaît au bon moment puis se retire</w:t>
+      </w:r>
+      <w:r>
+        <w:t>. Trois condensations du moteur de mémoire :</w:t>
+      </w:r>
+    </w:p>
+    <w:p>
+      <w:pPr>
+        <w:pStyle w:val="ListBullet"/>
+      </w:pPr>
+      <w:r>
+        <w:rPr>
+          <w:b/>
+        </w:rPr>
+        <w:t>État de la continuité</w:t>
+      </w:r>
+      <w:r>
+        <w:t xml:space="preserve"> — une synthèse sobre du parc (stable / passations en attente / silences).</w:t>
+      </w:r>
+    </w:p>
+    <w:p>
+      <w:pPr>
+        <w:pStyle w:val="ListBullet"/>
+      </w:pPr>
+      <w:r>
+        <w:rPr>
+          <w:b/>
+        </w:rPr>
+        <w:t>Temps mémoriel</w:t>
+      </w:r>
+      <w:r>
+        <w:t xml:space="preserve"> — un petit calendrier où chaque jour prend la couleur de ce que la mémoire a fait : vert = continuité confirmée, ambre = transmission, bleu = mémoire récente. Pas un graphique d'activité — une respiration.</w:t>
+      </w:r>
+    </w:p>
+    <w:p>
+      <w:pPr>
+        <w:pStyle w:val="ListBullet"/>
+      </w:pPr>
+      <w:r>
+        <w:rPr>
+          <w:b/>
+        </w:rPr>
+        <w:t>Dernière mémoire utile</w:t>
+      </w:r>
+      <w:r>
+        <w:t xml:space="preserve"> — le fil des derniers artefacts (« à savoir », passations reconnues, signalements).</w:t>
+      </w:r>
+    </w:p>
+    <w:p>
+      <w:r>
+        <w:t xml:space="preserve">Puis </w:t>
+      </w:r>
+      <w:r>
+        <w:rPr>
+          <w:b/>
+        </w:rPr>
+        <w:t>Vie des lieux</w:t>
+      </w:r>
+      <w:r>
+        <w:t xml:space="preserve"> : les lieux qui méritent attention remontent ; les calmes restent discrets.</w:t>
+      </w:r>
+    </w:p>
+    <w:p>
+      <w:r>
+        <w:rPr>
+          <w:b/>
+          <w:color w:val="C0392B"/>
+        </w:rPr>
+        <w:t>Règle d'or</w:t>
+      </w:r>
+    </w:p>
+    <w:p>
+      <w:pPr>
+        <w:ind w:left="340"/>
+      </w:pPr>
+      <w:r>
+        <w:t>Un tableau de bord calme est un bon signe. Le silence donne de la valeur aux moments où le système parle.</w:t>
+      </w:r>
+    </w:p>
+    <w:p>
+      <w:pPr>
+        <w:jc w:val="center"/>
+      </w:pPr>
+      <w:r>
+        <w:rPr>
+          <w:color w:val="6B6B6B"/>
+        </w:rPr>
+        <w:t>────────────────────────────────────────</w:t>
+      </w:r>
+    </w:p>
+    <w:p>
+      <w:pPr>
+        <w:pStyle w:val="Heading2"/>
+      </w:pPr>
+      <w:r>
+        <w:t>24. Importer par lot &amp; tri d'ingestion</w:t>
+      </w:r>
+    </w:p>
+    <w:p>
+      <w:r>
+        <w:t xml:space="preserve">URL : </w:t>
+      </w:r>
+      <w:r>
+        <w:rPr>
+          <w:rFonts w:ascii="Consolas" w:hAnsi="Consolas"/>
+          <w:sz w:val="20"/>
+        </w:rPr>
+        <w:t>/documents</w:t>
+      </w:r>
+      <w:r>
+        <w:t xml:space="preserve"> → bouton </w:t>
+      </w:r>
+      <w:r>
+        <w:rPr>
+          <w:b/>
+        </w:rPr>
+        <w:t>Importer par lot</w:t>
+      </w:r>
+      <w:r>
+        <w:t>.</w:t>
+      </w:r>
+    </w:p>
+    <w:p>
+      <w:r>
+        <w:t xml:space="preserve">L'idée centrale : </w:t>
+      </w:r>
+      <w:r>
+        <w:rPr>
+          <w:b/>
+        </w:rPr>
+        <w:t>tous les documents ne méritent pas la mémoire active.</w:t>
+      </w:r>
+      <w:r>
+        <w:t xml:space="preserve"> Vos plans, procédures et comptes-rendus dorment souvent dans des dossiers — MemorIA les transforme en mémoire utile, </w:t>
+      </w:r>
+      <w:r>
+        <w:rPr>
+          <w:b/>
+        </w:rPr>
+        <w:t>sans tout vectoriser aveuglément</w:t>
+      </w:r>
+      <w:r>
+        <w:t>.</w:t>
+      </w:r>
+    </w:p>
+    <w:p>
+      <w:r>
+        <w:rPr>
+          <w:b/>
+          <w:color w:val="C0392B"/>
+        </w:rPr>
+        <w:t>Le principe</w:t>
+      </w:r>
+    </w:p>
+    <w:p>
+      <w:pPr>
+        <w:ind w:left="340"/>
+      </w:pPr>
+      <w:r>
+        <w:t xml:space="preserve">Pour chaque document, la question n'est pas « peut-on l'indexer ? » mais </w:t>
+      </w:r>
+      <w:r>
+        <w:rPr>
+          <w:b/>
+        </w:rPr>
+        <w:t>« nourrit-il la mémoire vivante ? »</w:t>
+      </w:r>
+      <w:r>
+        <w:t>.</w:t>
+      </w:r>
+    </w:p>
+    <w:p>
+      <w:r>
+        <w:rPr>
+          <w:b/>
+        </w:rPr>
+        <w:t>Les 3 couches mémoire :</w:t>
+      </w:r>
+    </w:p>
+    <w:p>
+      <w:pPr>
+        <w:pStyle w:val="ListBullet"/>
+      </w:pPr>
+      <w:r>
+        <w:t xml:space="preserve">🟢 </w:t>
+      </w:r>
+      <w:r>
+        <w:rPr>
+          <w:b/>
+        </w:rPr>
+        <w:t>Vivante</w:t>
+      </w:r>
+      <w:r>
+        <w:t xml:space="preserve"> — procédures, accès, sécurité : mémoire opérationnelle.</w:t>
+      </w:r>
+    </w:p>
+    <w:p>
+      <w:pPr>
+        <w:pStyle w:val="ListBullet"/>
+      </w:pPr>
+      <w:r>
+        <w:t xml:space="preserve">🔵 </w:t>
+      </w:r>
+      <w:r>
+        <w:rPr>
+          <w:b/>
+        </w:rPr>
+        <w:t>Consultable</w:t>
+      </w:r>
+      <w:r>
+        <w:t xml:space="preserve"> — contrats, AO, références : indexés pour la recherche.</w:t>
+      </w:r>
+    </w:p>
+    <w:p>
+      <w:pPr>
+        <w:pStyle w:val="ListBullet"/>
+      </w:pPr>
+      <w:r>
+        <w:t xml:space="preserve">❄️ </w:t>
+      </w:r>
+      <w:r>
+        <w:rPr>
+          <w:b/>
+        </w:rPr>
+        <w:t>Froide</w:t>
+      </w:r>
+      <w:r>
+        <w:t xml:space="preserve"> — factures, preuves : stockées, </w:t>
+      </w:r>
+      <w:r>
+        <w:rPr>
+          <w:b/>
+        </w:rPr>
+        <w:t>non indexées</w:t>
+      </w:r>
+      <w:r>
+        <w:t>.</w:t>
+      </w:r>
+    </w:p>
+    <w:p>
+      <w:r>
+        <w:rPr>
+          <w:b/>
+        </w:rPr>
+        <w:t>Le tableau de triage</w:t>
+      </w:r>
+      <w:r>
+        <w:t xml:space="preserve"> : déposez plusieurs PDF. Pour chacun, MemorIA propose un </w:t>
+      </w:r>
+      <w:r>
+        <w:rPr>
+          <w:b/>
+        </w:rPr>
+        <w:t>type</w:t>
+      </w:r>
+      <w:r>
+        <w:t xml:space="preserve">, une </w:t>
+      </w:r>
+      <w:r>
+        <w:rPr>
+          <w:b/>
+        </w:rPr>
+        <w:t>couche</w:t>
+      </w:r>
+      <w:r>
+        <w:t xml:space="preserve"> (dérivée du type), une </w:t>
+      </w:r>
+      <w:r>
+        <w:rPr>
+          <w:b/>
+        </w:rPr>
+        <w:t>indexation</w:t>
+      </w:r>
+      <w:r>
+        <w:t xml:space="preserve"> (oui/non) et </w:t>
+      </w:r>
+      <w:r>
+        <w:rPr>
+          <w:b/>
+        </w:rPr>
+        <w:t>pourquoi</w:t>
+      </w:r>
+      <w:r>
+        <w:t xml:space="preserve">. Vous changez le type ou l'indexation si besoin — </w:t>
+      </w:r>
+      <w:r>
+        <w:rPr>
+          <w:b/>
+        </w:rPr>
+        <w:t>rien n'est importé tant que vous ne validez pas</w:t>
+      </w:r>
+      <w:r>
+        <w:t>. L'import se fait par petits paquets ; si un fichier échoue, les autres passent quand même.</w:t>
+      </w:r>
+    </w:p>
+    <w:p>
+      <w:r>
+        <w:rPr>
+          <w:b/>
+          <w:color w:val="C0392B"/>
+        </w:rPr>
+        <w:t>Litige</w:t>
+      </w:r>
+    </w:p>
+    <w:p>
+      <w:pPr>
+        <w:ind w:left="340"/>
+      </w:pPr>
+      <w:r>
+        <w:t xml:space="preserve">Un document de type </w:t>
+      </w:r>
+      <w:r>
+        <w:rPr>
+          <w:b/>
+        </w:rPr>
+        <w:t>litige n'est jamais indexé</w:t>
+      </w:r>
+      <w:r>
+        <w:t xml:space="preserve"> automatiquement — verrouillé à l'écran </w:t>
+      </w:r>
+      <w:r>
+        <w:rPr>
+          <w:b/>
+        </w:rPr>
+        <w:t>et</w:t>
+      </w:r>
+      <w:r>
+        <w:t xml:space="preserve"> côté serveur.</w:t>
+      </w:r>
+    </w:p>
+    <w:p>
+      <w:pPr>
+        <w:jc w:val="center"/>
+      </w:pPr>
+      <w:r>
+        <w:rPr>
+          <w:color w:val="6B6B6B"/>
+        </w:rPr>
+        <w:t>────────────────────────────────────────</w:t>
+      </w:r>
+    </w:p>
+    <w:p>
+      <w:pPr>
+        <w:pStyle w:val="Heading2"/>
+      </w:pPr>
+      <w:r>
+        <w:t>25. Continuité des contrats (CDD, prolongation)</w:t>
+      </w:r>
+    </w:p>
+    <w:p>
+      <w:r>
+        <w:t xml:space="preserve">Quand vous créez un intervenant en </w:t>
+      </w:r>
+      <w:r>
+        <w:rPr>
+          <w:b/>
+        </w:rPr>
+        <w:t>CDD</w:t>
+      </w:r>
+      <w:r>
+        <w:t xml:space="preserve"> ou </w:t>
+      </w:r>
+      <w:r>
+        <w:rPr>
+          <w:b/>
+        </w:rPr>
+        <w:t>CDI Chantier</w:t>
+      </w:r>
+      <w:r>
+        <w:t xml:space="preserve">, MemorIA exige </w:t>
+      </w:r>
+      <w:r>
+        <w:rPr>
+          <w:b/>
+        </w:rPr>
+        <w:t>la date de fin de contrat</w:t>
+      </w:r>
+      <w:r>
+        <w:t>. Cette date alimente la continuité :</w:t>
+      </w:r>
+    </w:p>
+    <w:p>
+      <w:pPr>
+        <w:pStyle w:val="ListBullet"/>
+      </w:pPr>
+      <w:r>
+        <w:rPr>
+          <w:b/>
+        </w:rPr>
+        <w:t>Tableau de bord</w:t>
+      </w:r>
+      <w:r>
+        <w:t xml:space="preserve"> &amp; </w:t>
+      </w:r>
+      <w:r>
+        <w:rPr>
+          <w:b/>
+        </w:rPr>
+        <w:t>Passages de témoin</w:t>
+      </w:r>
+      <w:r>
+        <w:t xml:space="preserve"> : un encart « N passations à préparer » apparaît </w:t>
+      </w:r>
+      <w:r>
+        <w:rPr>
+          <w:b/>
+        </w:rPr>
+        <w:t>si</w:t>
+      </w:r>
+      <w:r>
+        <w:t xml:space="preserve"> une fin approche (≤ 30 jours), avec le détail par échéance. Silence si rien.</w:t>
+      </w:r>
+    </w:p>
+    <w:p>
+      <w:pPr>
+        <w:pStyle w:val="ListBullet"/>
+      </w:pPr>
+      <w:r>
+        <w:rPr>
+          <w:b/>
+        </w:rPr>
+        <w:t>Fiche intervenant</w:t>
+      </w:r>
+      <w:r>
+        <w:t xml:space="preserve"> : bouton </w:t>
+      </w:r>
+      <w:r>
+        <w:rPr>
+          <w:b/>
+        </w:rPr>
+        <w:t>« Prolonger »</w:t>
+      </w:r>
+      <w:r>
+        <w:t xml:space="preserve"> — un CDD renouvelé (même agent ou non) = nouvelle date de fin. Sinon la passation reste à préparer.</w:t>
+      </w:r>
+    </w:p>
+    <w:p>
+      <w:r>
+        <w:rPr>
+          <w:b/>
+          <w:color w:val="C0392B"/>
+        </w:rPr>
+        <w:t>Doctrine</w:t>
+      </w:r>
+    </w:p>
+    <w:p>
+      <w:pPr>
+        <w:ind w:left="340"/>
+      </w:pPr>
+      <w:r>
+        <w:t xml:space="preserve">Le sujet reste </w:t>
+      </w:r>
+      <w:r>
+        <w:rPr>
+          <w:b/>
+        </w:rPr>
+        <w:t>la passation de mémoire</w:t>
+      </w:r>
+      <w:r>
+        <w:t>, jamais la personne. MemorIA n'évalue pas un agent ; il évite qu'un savoir parte avec lui.</w:t>
+      </w:r>
+    </w:p>
+    <w:p>
+      <w:pPr>
+        <w:jc w:val="center"/>
+      </w:pPr>
+      <w:r>
+        <w:rPr>
+          <w:color w:val="6B6B6B"/>
+        </w:rPr>
+        <w:t>────────────────────────────────────────</w:t>
       </w:r>
     </w:p>
     <w:p>

--- a/docs/MODE_EMPLOI.docx
+++ b/docs/MODE_EMPLOI.docx
@@ -3592,6 +3592,164 @@
         <w:pStyle w:val="Heading3"/>
       </w:pPr>
       <w:r>
+        <w:t>Des engagements aux propositions opérationnelles</w:t>
+      </w:r>
+    </w:p>
+    <w:p>
+      <w:r>
+        <w:t xml:space="preserve">Dans l'Atelier, </w:t>
+      </w:r>
+      <w:r>
+        <w:rPr>
+          <w:b/>
+        </w:rPr>
+        <w:t>« Extraire les engagements »</w:t>
+      </w:r>
+      <w:r>
+        <w:t xml:space="preserve"> transforme l'AO en </w:t>
+      </w:r>
+      <w:r>
+        <w:rPr>
+          <w:b/>
+        </w:rPr>
+        <w:t>propositions typées</w:t>
+      </w:r>
+      <w:r>
+        <w:t xml:space="preserve"> — pas juste du texte. Chaque proposition cite </w:t>
+      </w:r>
+      <w:r>
+        <w:rPr>
+          <w:b/>
+        </w:rPr>
+        <w:t>l'extrait source</w:t>
+      </w:r>
+      <w:r>
+        <w:t xml:space="preserve"> exact (p. X · § Y) et reçoit une </w:t>
+      </w:r>
+      <w:r>
+        <w:rPr>
+          <w:b/>
+        </w:rPr>
+        <w:t>destination suggérée</w:t>
+      </w:r>
+      <w:r>
+        <w:t xml:space="preserve"> que </w:t>
+      </w:r>
+      <w:r>
+        <w:rPr>
+          <w:b/>
+        </w:rPr>
+        <w:t>vous validez</w:t>
+      </w:r>
+      <w:r>
+        <w:t xml:space="preserve"> :</w:t>
+      </w:r>
+    </w:p>
+    <w:p>
+      <w:pPr>
+        <w:pStyle w:val="ListBullet"/>
+      </w:pPr>
+      <w:r>
+        <w:rPr>
+          <w:b/>
+        </w:rPr>
+        <w:t>Obligation contrat</w:t>
+      </w:r>
+      <w:r>
+        <w:t xml:space="preserve"> → deviendra une </w:t>
+      </w:r>
+      <w:r>
+        <w:rPr>
+          <w:i/>
+        </w:rPr>
+        <w:t>promesse</w:t>
+      </w:r>
+      <w:r>
+        <w:t xml:space="preserve"> du contrat (planifiable, suivie en preuve).</w:t>
+      </w:r>
+    </w:p>
+    <w:p>
+      <w:pPr>
+        <w:pStyle w:val="ListBullet"/>
+      </w:pPr>
+      <w:r>
+        <w:rPr>
+          <w:b/>
+        </w:rPr>
+        <w:t>Vigilance</w:t>
+      </w:r>
+      <w:r>
+        <w:t xml:space="preserve"> → pénalité / point sensible → panneau </w:t>
+      </w:r>
+      <w:r>
+        <w:rPr>
+          <w:b/>
+        </w:rPr>
+        <w:t>« Points de vigilance issus de l'AO »</w:t>
+      </w:r>
+      <w:r>
+        <w:t xml:space="preserve"> sur le contrat.</w:t>
+      </w:r>
+    </w:p>
+    <w:p>
+      <w:pPr>
+        <w:pStyle w:val="ListBullet"/>
+      </w:pPr>
+      <w:r>
+        <w:rPr>
+          <w:b/>
+        </w:rPr>
+        <w:t>À savoir</w:t>
+      </w:r>
+      <w:r>
+        <w:t xml:space="preserve"> → savoir du lieu (accès, livraison…) → à </w:t>
+      </w:r>
+      <w:r>
+        <w:rPr>
+          <w:b/>
+        </w:rPr>
+        <w:t>pousser vers un site</w:t>
+      </w:r>
+      <w:r>
+        <w:t xml:space="preserve"> depuis le contrat → devient un « à savoir » de la mémoire du lieu.</w:t>
+      </w:r>
+    </w:p>
+    <w:p>
+      <w:r>
+        <w:rPr>
+          <w:b/>
+          <w:color w:val="C0392B"/>
+        </w:rPr>
+        <w:t>L'IA propose, vous validez</w:t>
+      </w:r>
+    </w:p>
+    <w:p>
+      <w:pPr>
+        <w:ind w:left="340"/>
+      </w:pPr>
+      <w:r>
+        <w:t>Rien n'est publié automatiquement. Vous corrigez le type et la destination en curation avant que ça devienne un objet opérationnel.</w:t>
+      </w:r>
+    </w:p>
+    <w:p>
+      <w:r>
+        <w:t xml:space="preserve">À la </w:t>
+      </w:r>
+      <w:r>
+        <w:rPr>
+          <w:b/>
+        </w:rPr>
+        <w:t>conversion en contrat</w:t>
+      </w:r>
+      <w:r>
+        <w:t>, les obligations deviennent les promesses ; vigilances et à savoir vont dans leurs surfaces dédiées.</w:t>
+      </w:r>
+    </w:p>
+    <w:p>
+      <w:pPr>
+        <w:pStyle w:val="Heading3"/>
+      </w:pPr>
+      <w:r>
         <w:t>Sources documentaires cliquables</w:t>
       </w:r>
     </w:p>
@@ -3992,27 +4150,256 @@
         <w:pStyle w:val="Heading3"/>
       </w:pPr>
       <w:r>
-        <w:t>Indexation</w:t>
-      </w:r>
-    </w:p>
-    <w:p>
-      <w:r>
-        <w:t xml:space="preserve">Chaque document chargé est </w:t>
-      </w:r>
-      <w:r>
-        <w:rPr>
-          <w:b/>
-        </w:rPr>
-        <w:t>automatiquement chunké et embeddé</w:t>
-      </w:r>
-      <w:r>
-        <w:t xml:space="preserve"> par l'IA. Cela alimente le matcher AO et les résonances site → document. </w:t>
-      </w:r>
-      <w:r>
-        <w:rPr>
-          <w:b/>
-        </w:rPr>
-        <w:t>Coût : quelques centimes par document.</w:t>
+        <w:t>Ajouter des documents</w:t>
+      </w:r>
+    </w:p>
+    <w:p>
+      <w:r>
+        <w:t xml:space="preserve">Un seul bouton </w:t>
+      </w:r>
+      <w:r>
+        <w:rPr>
+          <w:b/>
+        </w:rPr>
+        <w:t>« Ajouter des documents »</w:t>
+      </w:r>
+      <w:r>
+        <w:t xml:space="preserve"> : dépose </w:t>
+      </w:r>
+      <w:r>
+        <w:rPr>
+          <w:b/>
+        </w:rPr>
+        <w:t>1 ou plusieurs</w:t>
+      </w:r>
+      <w:r>
+        <w:t xml:space="preserve"> PDF. Pour chacun, MemorIA propose un </w:t>
+      </w:r>
+      <w:r>
+        <w:rPr>
+          <w:b/>
+        </w:rPr>
+        <w:t>type</w:t>
+      </w:r>
+      <w:r>
+        <w:t xml:space="preserve">, une </w:t>
+      </w:r>
+      <w:r>
+        <w:rPr>
+          <w:b/>
+        </w:rPr>
+        <w:t>couche mémoire</w:t>
+      </w:r>
+      <w:r>
+        <w:t xml:space="preserve"> et une </w:t>
+      </w:r>
+      <w:r>
+        <w:rPr>
+          <w:b/>
+        </w:rPr>
+        <w:t>indexation</w:t>
+      </w:r>
+      <w:r>
+        <w:t xml:space="preserve"> ; tu valides avant l'import. La création de </w:t>
+      </w:r>
+      <w:r>
+        <w:rPr>
+          <w:b/>
+        </w:rPr>
+        <w:t>collection</w:t>
+      </w:r>
+      <w:r>
+        <w:t xml:space="preserve"> se fait depuis la Bibliothèque (une collection = un tiroir de rangement).</w:t>
+      </w:r>
+    </w:p>
+    <w:p>
+      <w:r>
+        <w:rPr>
+          <w:b/>
+          <w:color w:val="C0392B"/>
+        </w:rPr>
+        <w:t>Doublons</w:t>
+      </w:r>
+    </w:p>
+    <w:p>
+      <w:pPr>
+        <w:ind w:left="340"/>
+      </w:pPr>
+      <w:r>
+        <w:t>Si tu importes deux fois le même fichier, MemorIA le détecte (</w:t>
+      </w:r>
+      <w:r>
+        <w:rPr>
+          <w:b/>
+        </w:rPr>
+        <w:t>« déjà là »</w:t>
+      </w:r>
+      <w:r>
+        <w:t xml:space="preserve">) et ne le duplique pas : il </w:t>
+      </w:r>
+      <w:r>
+        <w:rPr>
+          <w:b/>
+        </w:rPr>
+        <w:t>réutilise</w:t>
+      </w:r>
+      <w:r>
+        <w:t xml:space="preserve"> le document et ajoute simplement le nouveau rattachement.</w:t>
+      </w:r>
+    </w:p>
+    <w:p>
+      <w:pPr>
+        <w:pStyle w:val="Heading3"/>
+      </w:pPr>
+      <w:r>
+        <w:t>Indexation — SÉLECTIVE (plus « tout embeddé »)</w:t>
+      </w:r>
+    </w:p>
+    <w:p>
+      <w:r>
+        <w:t>Tous les documents ne méritent pas la mémoire active. Chaque doc affiche son état :</w:t>
+      </w:r>
+    </w:p>
+    <w:p>
+      <w:pPr>
+        <w:pStyle w:val="ListBullet"/>
+      </w:pPr>
+      <w:r>
+        <w:t xml:space="preserve">🟢 </w:t>
+      </w:r>
+      <w:r>
+        <w:rPr>
+          <w:b/>
+        </w:rPr>
+        <w:t>Indexé</w:t>
+      </w:r>
+      <w:r>
+        <w:t xml:space="preserve"> — embeddé, retrouvable par la recherche / les résonances (couches </w:t>
+      </w:r>
+      <w:r>
+        <w:rPr>
+          <w:i/>
+        </w:rPr>
+        <w:t>vivante</w:t>
+      </w:r>
+      <w:r>
+        <w:t xml:space="preserve"> et </w:t>
+      </w:r>
+      <w:r>
+        <w:rPr>
+          <w:i/>
+        </w:rPr>
+        <w:t>consultable</w:t>
+      </w:r>
+      <w:r>
+        <w:t>).</w:t>
+      </w:r>
+    </w:p>
+    <w:p>
+      <w:pPr>
+        <w:pStyle w:val="ListBullet"/>
+      </w:pPr>
+      <w:r>
+        <w:t xml:space="preserve">❄️ </w:t>
+      </w:r>
+      <w:r>
+        <w:rPr>
+          <w:b/>
+        </w:rPr>
+        <w:t>Non indexé</w:t>
+      </w:r>
+      <w:r>
+        <w:t xml:space="preserve"> — couche </w:t>
+      </w:r>
+      <w:r>
+        <w:rPr>
+          <w:i/>
+        </w:rPr>
+        <w:t>froide</w:t>
+      </w:r>
+      <w:r>
+        <w:t xml:space="preserve"> : stocké, </w:t>
+      </w:r>
+      <w:r>
+        <w:rPr>
+          <w:b/>
+        </w:rPr>
+        <w:t>pas d'embedding</w:t>
+      </w:r>
+      <w:r>
+        <w:t xml:space="preserve"> (factures, archives). Zéro coût IA.</w:t>
+      </w:r>
+    </w:p>
+    <w:p>
+      <w:pPr>
+        <w:pStyle w:val="ListBullet"/>
+      </w:pPr>
+      <w:r>
+        <w:rPr>
+          <w:i/>
+        </w:rPr>
+        <w:t>Indexation… / échouée</w:t>
+      </w:r>
+      <w:r>
+        <w:t xml:space="preserve"> selon le pipeline.</w:t>
+      </w:r>
+    </w:p>
+    <w:p>
+      <w:pPr>
+        <w:pStyle w:val="Heading3"/>
+      </w:pPr>
+      <w:r>
+        <w:t>Rattachements (un doc, plusieurs liens)</w:t>
+      </w:r>
+    </w:p>
+    <w:p>
+      <w:r>
+        <w:t xml:space="preserve">Un document est </w:t>
+      </w:r>
+      <w:r>
+        <w:rPr>
+          <w:b/>
+        </w:rPr>
+        <w:t>un seul nœud</w:t>
+      </w:r>
+      <w:r>
+        <w:t xml:space="preserve"> mais peut être </w:t>
+      </w:r>
+      <w:r>
+        <w:rPr>
+          <w:b/>
+        </w:rPr>
+        <w:t>rattaché à plusieurs entités</w:t>
+      </w:r>
+      <w:r>
+        <w:t xml:space="preserve"> : Contrat, Site, Client, AO, Équipe. La liste et la fiche montrent « </w:t>
+      </w:r>
+      <w:r>
+        <w:rPr>
+          <w:b/>
+        </w:rPr>
+        <w:t>Rattaché à : Contrat X · Site Z</w:t>
+      </w:r>
+      <w:r>
+        <w:t xml:space="preserve"> ». Depuis la fiche, le bouton </w:t>
+      </w:r>
+      <w:r>
+        <w:rPr>
+          <w:b/>
+        </w:rPr>
+        <w:t>« + rattacher »</w:t>
+      </w:r>
+      <w:r>
+        <w:t xml:space="preserve"> ajoute un lien (ex. relier un CCTP à un client </w:t>
+      </w:r>
+      <w:r>
+        <w:rPr>
+          <w:b/>
+        </w:rPr>
+        <w:t>et</w:t>
+      </w:r>
+      <w:r>
+        <w:t xml:space="preserve"> un AO). Jamais de doublon de document.</w:t>
       </w:r>
     </w:p>
     <w:p>

--- a/docs/MODE_EMPLOI.docx
+++ b/docs/MODE_EMPLOI.docx
@@ -4404,6 +4404,260 @@
     </w:p>
     <w:p>
       <w:pPr>
+        <w:ind w:left="340"/>
+      </w:pPr>
+      <w:r>
+        <w:t xml:space="preserve">Ranger un document dans une collection </w:t>
+      </w:r>
+      <w:r>
+        <w:rPr>
+          <w:b/>
+        </w:rPr>
+        <w:t>ne touche jamais</w:t>
+      </w:r>
+      <w:r>
+        <w:t xml:space="preserve"> ses rattachements à des sites/missions : les deux sont indépendants.</w:t>
+      </w:r>
+    </w:p>
+    <w:p>
+      <w:pPr>
+        <w:pStyle w:val="Heading3"/>
+      </w:pPr>
+      <w:r>
+        <w:t>Ranger &amp; organiser (collections)</w:t>
+      </w:r>
+    </w:p>
+    <w:p>
+      <w:r>
+        <w:t xml:space="preserve">La Bibliothèque organise les documents en </w:t>
+      </w:r>
+      <w:r>
+        <w:rPr>
+          <w:b/>
+        </w:rPr>
+        <w:t>collections</w:t>
+      </w:r>
+      <w:r>
+        <w:t xml:space="preserve"> (des tiroirs). Tu peux :</w:t>
+      </w:r>
+    </w:p>
+    <w:p>
+      <w:pPr>
+        <w:pStyle w:val="ListBullet"/>
+      </w:pPr>
+      <w:r>
+        <w:rPr>
+          <w:b/>
+        </w:rPr>
+        <w:t>Déplacer</w:t>
+      </w:r>
+      <w:r>
+        <w:t xml:space="preserve"> un document d'une collection à l'autre — par </w:t>
+      </w:r>
+      <w:r>
+        <w:rPr>
+          <w:b/>
+        </w:rPr>
+        <w:t>glisser-déposer</w:t>
+      </w:r>
+      <w:r>
+        <w:t xml:space="preserve"> sur la carte de la collection cible, ou via le menu « Déplacer vers… » de la ligne.</w:t>
+      </w:r>
+    </w:p>
+    <w:p>
+      <w:pPr>
+        <w:pStyle w:val="ListBullet"/>
+      </w:pPr>
+      <w:r>
+        <w:t xml:space="preserve">Le mettre </w:t>
+      </w:r>
+      <w:r>
+        <w:rPr>
+          <w:b/>
+        </w:rPr>
+        <w:t>« Sans collection »</w:t>
+      </w:r>
+      <w:r>
+        <w:t xml:space="preserve"> (groupe dédié pour les documents orphelins).</w:t>
+      </w:r>
+    </w:p>
+    <w:p>
+      <w:pPr>
+        <w:pStyle w:val="ListBullet"/>
+      </w:pPr>
+      <w:r>
+        <w:rPr>
+          <w:b/>
+        </w:rPr>
+        <w:t>Éditer une collection</w:t>
+      </w:r>
+      <w:r>
+        <w:t xml:space="preserve"> : la </w:t>
+      </w:r>
+      <w:r>
+        <w:rPr>
+          <w:b/>
+        </w:rPr>
+        <w:t>renommer</w:t>
+      </w:r>
+      <w:r>
+        <w:t xml:space="preserve">, la </w:t>
+      </w:r>
+      <w:r>
+        <w:rPr>
+          <w:b/>
+        </w:rPr>
+        <w:t>réordonner</w:t>
+      </w:r>
+      <w:r>
+        <w:t xml:space="preserve"> (▲▼), ou la </w:t>
+      </w:r>
+      <w:r>
+        <w:rPr>
+          <w:b/>
+        </w:rPr>
+        <w:t>supprimer</w:t>
+      </w:r>
+      <w:r>
+        <w:t xml:space="preserve"> — avec deux choix au moment de supprimer : </w:t>
+      </w:r>
+      <w:r>
+        <w:rPr>
+          <w:i/>
+        </w:rPr>
+        <w:t>« mettre les documents sans collection »</w:t>
+      </w:r>
+      <w:r>
+        <w:t xml:space="preserve"> (on garde les fichiers) ou </w:t>
+      </w:r>
+      <w:r>
+        <w:rPr>
+          <w:i/>
+        </w:rPr>
+        <w:t>« supprimer aussi les fichiers »</w:t>
+      </w:r>
+      <w:r>
+        <w:t>.</w:t>
+      </w:r>
+    </w:p>
+    <w:p>
+      <w:pPr>
+        <w:pStyle w:val="Heading3"/>
+      </w:pPr>
+      <w:r>
+        <w:t>Temps mémoriel &amp; continuité documentaire</w:t>
+      </w:r>
+    </w:p>
+    <w:p>
+      <w:r>
+        <w:t xml:space="preserve">Chaque document affiche son </w:t>
+      </w:r>
+      <w:r>
+        <w:rPr>
+          <w:b/>
+        </w:rPr>
+        <w:t>état mémoriel</w:t>
+      </w:r>
+      <w:r>
+        <w:t xml:space="preserve"> en langage clair (jamais un score) : </w:t>
+      </w:r>
+      <w:r>
+        <w:rPr>
+          <w:b/>
+        </w:rPr>
+        <w:t>Présent</w:t>
+      </w:r>
+      <w:r>
+        <w:t xml:space="preserve"> (utile activement) · </w:t>
+      </w:r>
+      <w:r>
+        <w:rPr>
+          <w:b/>
+        </w:rPr>
+        <w:t>En sommeil</w:t>
+      </w:r>
+      <w:r>
+        <w:t xml:space="preserve"> (conservé mais peu actif) · </w:t>
+      </w:r>
+      <w:r>
+        <w:rPr>
+          <w:b/>
+        </w:rPr>
+        <w:t>Clos</w:t>
+      </w:r>
+      <w:r>
+        <w:t xml:space="preserve"> (sujet traité) · </w:t>
+      </w:r>
+      <w:r>
+        <w:rPr>
+          <w:b/>
+        </w:rPr>
+        <w:t>Remplacé</w:t>
+      </w:r>
+      <w:r>
+        <w:t xml:space="preserve"> (une version plus récente existe). Quand un document en remplace un autre, le lien est </w:t>
+      </w:r>
+      <w:r>
+        <w:rPr>
+          <w:b/>
+        </w:rPr>
+        <w:t>visible</w:t>
+      </w:r>
+      <w:r>
+        <w:t xml:space="preserve"> : « Remplacé par … » / « Remplace … » — la mémoire ne disparaît jamais en silence.</w:t>
+      </w:r>
+    </w:p>
+    <w:p>
+      <w:pPr>
+        <w:pStyle w:val="Heading3"/>
+      </w:pPr>
+      <w:r>
+        <w:t>Coût IA — transparent avant le clic</w:t>
+      </w:r>
+    </w:p>
+    <w:p>
+      <w:r>
+        <w:t>À côté des boutons qui déclenchent une analyse (</w:t>
+      </w:r>
+      <w:r>
+        <w:rPr>
+          <w:b/>
+        </w:rPr>
+        <w:t>Réanalyser</w:t>
+      </w:r>
+      <w:r>
+        <w:t xml:space="preserve">, </w:t>
+      </w:r>
+      <w:r>
+        <w:rPr>
+          <w:b/>
+        </w:rPr>
+        <w:t>Importer</w:t>
+      </w:r>
+      <w:r>
+        <w:t xml:space="preserve">), une icône ⓘ affiche au survol le </w:t>
+      </w:r>
+      <w:r>
+        <w:rPr>
+          <w:b/>
+        </w:rPr>
+        <w:t>coût IA indicatif en XPF</w:t>
+      </w:r>
+      <w:r>
+        <w:t xml:space="preserve"> : la </w:t>
+      </w:r>
+      <w:r>
+        <w:rPr>
+          <w:b/>
+        </w:rPr>
+        <w:t>moyenne observée</w:t>
+      </w:r>
+      <w:r>
+        <w:t xml:space="preserve"> des dernières analyses du même type (pas une estimation théorique). S'il n'y a pas encore d'historique, MemorIA le dit (« coût mesuré dès la 1ʳᵉ analyse »). Visible pour managers et admins.</w:t>
+      </w:r>
+    </w:p>
+    <w:p>
+      <w:pPr>
         <w:jc w:val="center"/>
       </w:pPr>
       <w:r>
@@ -4965,6 +5219,115 @@
         <w:pStyle w:val="Heading3"/>
       </w:pPr>
       <w:r>
+        <w:t>Quand une personne s'en va — l'offboarding guidé</w:t>
+      </w:r>
+    </w:p>
+    <w:p>
+      <w:r>
+        <w:t>Sur la fiche (manager/admin, jamais sa propre fiche), deux actions en haut :</w:t>
+      </w:r>
+    </w:p>
+    <w:p>
+      <w:pPr>
+        <w:pStyle w:val="ListBullet"/>
+      </w:pPr>
+      <w:r>
+        <w:rPr>
+          <w:b/>
+        </w:rPr>
+        <w:t>« Préparer un passage de témoin »</w:t>
+      </w:r>
+      <w:r>
+        <w:t xml:space="preserve"> — génère directement le brief (voir chapitre 15).</w:t>
+      </w:r>
+    </w:p>
+    <w:p>
+      <w:pPr>
+        <w:pStyle w:val="ListBullet"/>
+      </w:pPr>
+      <w:r>
+        <w:rPr>
+          <w:b/>
+        </w:rPr>
+        <w:t>L'offboarding guidé</w:t>
+      </w:r>
+      <w:r>
+        <w:t xml:space="preserve"> enchaîne en un seul geste les 3 étapes d'un départ :</w:t>
+      </w:r>
+    </w:p>
+    <w:p>
+      <w:pPr>
+        <w:pStyle w:val="ListNumber"/>
+        <w:ind w:left="567"/>
+      </w:pPr>
+      <w:r>
+        <w:rPr>
+          <w:b/>
+        </w:rPr>
+        <w:t>Date de fin de contrat</w:t>
+      </w:r>
+      <w:r>
+        <w:t xml:space="preserve"> (obligatoire) — elle alimente le radar « À anticiper » et </w:t>
+      </w:r>
+      <w:r>
+        <w:rPr>
+          <w:b/>
+        </w:rPr>
+        <w:t>devient la date d'effet</w:t>
+      </w:r>
+      <w:r>
+        <w:t xml:space="preserve"> du passage de témoin.</w:t>
+      </w:r>
+    </w:p>
+    <w:p>
+      <w:pPr>
+        <w:pStyle w:val="ListNumber"/>
+        <w:ind w:left="567"/>
+      </w:pPr>
+      <w:r>
+        <w:rPr>
+          <w:b/>
+        </w:rPr>
+        <w:t>Passation</w:t>
+      </w:r>
+      <w:r>
+        <w:t xml:space="preserve"> — choix de l'équipe qui reprend, génération du brief.</w:t>
+      </w:r>
+    </w:p>
+    <w:p>
+      <w:pPr>
+        <w:pStyle w:val="ListNumber"/>
+        <w:ind w:left="567"/>
+      </w:pPr>
+      <w:r>
+        <w:rPr>
+          <w:b/>
+        </w:rPr>
+        <w:t>Désactivation du compte</w:t>
+      </w:r>
+      <w:r>
+        <w:t xml:space="preserve"> (admin uniquement).</w:t>
+      </w:r>
+    </w:p>
+    <w:p>
+      <w:r>
+        <w:t xml:space="preserve">Le sujet reste </w:t>
+      </w:r>
+      <w:r>
+        <w:rPr>
+          <w:b/>
+        </w:rPr>
+        <w:t>la mémoire transmise</w:t>
+      </w:r>
+      <w:r>
+        <w:t>, jamais la personne.</w:t>
+      </w:r>
+    </w:p>
+    <w:p>
+      <w:pPr>
+        <w:pStyle w:val="Heading3"/>
+      </w:pPr>
+      <w:r>
         <w:t>Quand l'utiliser</w:t>
       </w:r>
     </w:p>
@@ -5309,6 +5672,148 @@
         <w:rPr>
           <w:b/>
         </w:rPr>
+        <w:t>Manager + admin uniquement</w:t>
+      </w:r>
+      <w:r>
+        <w:t xml:space="preserve"> (self exclu — une personne ne génère pas son propre brief, garde-fou appliqué côté serveur).</w:t>
+      </w:r>
+    </w:p>
+    <w:p>
+      <w:r>
+        <w:t>Trois portes d'entrée, toutes vers le même brief :</w:t>
+      </w:r>
+    </w:p>
+    <w:p>
+      <w:pPr>
+        <w:pStyle w:val="ListBullet"/>
+      </w:pPr>
+      <w:r>
+        <w:t xml:space="preserve">Depuis </w:t>
+      </w:r>
+      <w:r>
+        <w:rPr>
+          <w:b/>
+        </w:rPr>
+        <w:t>`/handovers`</w:t>
+      </w:r>
+      <w:r>
+        <w:t xml:space="preserve"> → bouton </w:t>
+      </w:r>
+      <w:r>
+        <w:rPr>
+          <w:b/>
+        </w:rPr>
+        <w:t>« Préparer une passation (une personne change d'équipe) »</w:t>
+      </w:r>
+      <w:r>
+        <w:t xml:space="preserve"> : un sélecteur s'ouvre, tu choisis directement la personne — pas besoin d'aller la chercher dans la liste.</w:t>
+      </w:r>
+    </w:p>
+    <w:p>
+      <w:pPr>
+        <w:pStyle w:val="ListBullet"/>
+      </w:pPr>
+      <w:r>
+        <w:t xml:space="preserve">Depuis </w:t>
+      </w:r>
+      <w:r>
+        <w:rPr>
+          <w:b/>
+        </w:rPr>
+        <w:t>`/intervenants/[id]`</w:t>
+      </w:r>
+      <w:r>
+        <w:t xml:space="preserve"> → bouton </w:t>
+      </w:r>
+      <w:r>
+        <w:rPr>
+          <w:b/>
+        </w:rPr>
+        <w:t>« Préparer un passage de témoin »</w:t>
+      </w:r>
+      <w:r>
+        <w:t>.</w:t>
+      </w:r>
+    </w:p>
+    <w:p>
+      <w:pPr>
+        <w:pStyle w:val="ListBullet"/>
+      </w:pPr>
+      <w:r>
+        <w:t>Depuis l'</w:t>
+      </w:r>
+      <w:r>
+        <w:rPr>
+          <w:b/>
+        </w:rPr>
+        <w:t>offboarding guidé</w:t>
+      </w:r>
+      <w:r>
+        <w:t xml:space="preserve"> (départ d'une personne, voir chapitre 14) — la passation y est l'étape 2.</w:t>
+      </w:r>
+    </w:p>
+    <w:p>
+      <w:r>
+        <w:t>Tu choisis :</w:t>
+      </w:r>
+    </w:p>
+    <w:p>
+      <w:pPr>
+        <w:pStyle w:val="ListBullet"/>
+      </w:pPr>
+      <w:r>
+        <w:rPr>
+          <w:b/>
+        </w:rPr>
+        <w:t>La date d'effet</w:t>
+      </w:r>
+      <w:r>
+        <w:t xml:space="preserve"> (à partir de quand la personne est remplacée) — </w:t>
+      </w:r>
+      <w:r>
+        <w:rPr>
+          <w:b/>
+        </w:rPr>
+        <w:t>obligatoire</w:t>
+      </w:r>
+      <w:r>
+        <w:t>.</w:t>
+      </w:r>
+    </w:p>
+    <w:p>
+      <w:pPr>
+        <w:pStyle w:val="ListBullet"/>
+      </w:pPr>
+      <w:r>
+        <w:t>L'équipe d'origine (optionnel — sinon toutes ses équipes actives).</w:t>
+      </w:r>
+    </w:p>
+    <w:p>
+      <w:pPr>
+        <w:pStyle w:val="ListBullet"/>
+      </w:pPr>
+      <w:r>
+        <w:t>L'équipe de destination (optionnel).</w:t>
+      </w:r>
+    </w:p>
+    <w:p>
+      <w:r>
+        <w:t>MemorIA compile un brief multi-sites focalisé sur ce que cette personne couvrait.</w:t>
+      </w:r>
+    </w:p>
+    <w:p>
+      <w:pPr>
+        <w:pStyle w:val="Heading4"/>
+      </w:pPr>
+      <w:r>
+        <w:t>Type 2 — Prise de nouveau site</w:t>
+      </w:r>
+    </w:p>
+    <w:p>
+      <w:r>
+        <w:rPr>
+          <w:b/>
+        </w:rPr>
         <w:t>Déclenché depuis</w:t>
       </w:r>
       <w:r>
@@ -5319,7 +5824,7 @@
           <w:rFonts w:ascii="Consolas" w:hAnsi="Consolas"/>
           <w:sz w:val="20"/>
         </w:rPr>
-        <w:t>/intervenants/[id]</w:t>
+        <w:t>/equipes/[id]</w:t>
       </w:r>
       <w:r>
         <w:t xml:space="preserve"> → bouton </w:t>
@@ -5328,19 +5833,7 @@
         <w:rPr>
           <w:b/>
         </w:rPr>
-        <w:t>« Préparer un passage de témoin »</w:t>
-      </w:r>
-      <w:r>
-        <w:t xml:space="preserve"> </w:t>
-      </w:r>
-      <w:r>
-        <w:rPr>
-          <w:b/>
-        </w:rPr>
-        <w:t>Manager + admin uniquement</w:t>
-      </w:r>
-      <w:r>
-        <w:t xml:space="preserve"> (self exclu — une personne ne génère pas son propre brief)</w:t>
+        <w:t>« Brief pour une prise de site »</w:t>
       </w:r>
     </w:p>
     <w:p>
@@ -5353,7 +5846,7 @@
         <w:pStyle w:val="ListBullet"/>
       </w:pPr>
       <w:r>
-        <w:t>L'équipe d'origine de la personne (optionnel — sinon prend toutes ses équipes actives)</w:t>
+        <w:t>Le site que l'équipe va prendre.</w:t>
       </w:r>
     </w:p>
     <w:p>
@@ -5361,52 +5854,104 @@
         <w:pStyle w:val="ListBullet"/>
       </w:pPr>
       <w:r>
-        <w:t>L'équipe de destination (optionnel)</w:t>
-      </w:r>
-    </w:p>
-    <w:p>
-      <w:r>
-        <w:t>MemorIA compile un brief multi-sites focalisé sur ce que cette personne couvrait.</w:t>
-      </w:r>
-    </w:p>
-    <w:p>
-      <w:pPr>
-        <w:pStyle w:val="Heading4"/>
-      </w:pPr>
-      <w:r>
-        <w:t>Type 2 — Prise de nouveau site</w:t>
-      </w:r>
-    </w:p>
-    <w:p>
-      <w:r>
-        <w:rPr>
-          <w:b/>
-        </w:rPr>
-        <w:t>Déclenché depuis</w:t>
-      </w:r>
-      <w:r>
-        <w:t xml:space="preserve"> </w:t>
+        <w:rPr>
+          <w:b/>
+        </w:rPr>
+        <w:t>La date d'effet</w:t>
+      </w:r>
+      <w:r>
+        <w:t xml:space="preserve"> (à partir de quand l'équipe prend le site) — </w:t>
+      </w:r>
+      <w:r>
+        <w:rPr>
+          <w:b/>
+        </w:rPr>
+        <w:t>obligatoire</w:t>
+      </w:r>
+      <w:r>
+        <w:t>.</w:t>
+      </w:r>
+    </w:p>
+    <w:p>
+      <w:r>
+        <w:t>MemorIA compile un brief mono-site avec toute la mémoire accumulée par les équipes précédentes.</w:t>
+      </w:r>
+    </w:p>
+    <w:p>
+      <w:pPr>
+        <w:ind w:left="340"/>
+      </w:pPr>
+      <w:r>
+        <w:rPr>
+          <w:b/>
+        </w:rPr>
+        <w:t>La date d'effet</w:t>
+      </w:r>
+      <w:r>
+        <w:t xml:space="preserve"> s'affiche en évidence sur le brief, sur la page publique et sur le PDF (« Effectif à partir du … »). Elle dit clairement à la relève à partir de quand elle est responsable.</w:t>
+      </w:r>
+    </w:p>
+    <w:p>
+      <w:pPr>
+        <w:pStyle w:val="Heading3"/>
+      </w:pPr>
+      <w:r>
+        <w:t>Le contenu du brief</w:t>
+      </w:r>
+    </w:p>
+    <w:p>
+      <w:r>
+        <w:t>Pour chaque site concerné, MemorIA inclut :</w:t>
+      </w:r>
+    </w:p>
+    <w:p>
+      <w:pPr>
+        <w:pStyle w:val="ListBullet"/>
+      </w:pPr>
+      <w:r>
+        <w:t xml:space="preserve">📌 </w:t>
+      </w:r>
+      <w:r>
+        <w:rPr>
+          <w:b/>
+        </w:rPr>
+        <w:t>À savoir</w:t>
+      </w:r>
+      <w:r>
+        <w:t xml:space="preserve"> : consignes persistantes actives du site (8 max)</w:t>
+      </w:r>
+    </w:p>
+    <w:p>
+      <w:pPr>
+        <w:pStyle w:val="ListBullet"/>
+      </w:pPr>
+      <w:r>
+        <w:t xml:space="preserve">🚨 </w:t>
+      </w:r>
+      <w:r>
+        <w:rPr>
+          <w:b/>
+        </w:rPr>
+        <w:t>Anomalies actives</w:t>
+      </w:r>
+      <w:r>
+        <w:t xml:space="preserve"> : </w:t>
       </w:r>
       <w:r>
         <w:rPr>
           <w:rFonts w:ascii="Consolas" w:hAnsi="Consolas"/>
           <w:sz w:val="20"/>
         </w:rPr>
-        <w:t>/equipes/[id]</w:t>
-      </w:r>
-      <w:r>
-        <w:t xml:space="preserve"> → bouton </w:t>
-      </w:r>
-      <w:r>
-        <w:rPr>
-          <w:b/>
-        </w:rPr>
-        <w:t>« Brief pour une prise de site »</w:t>
-      </w:r>
-    </w:p>
-    <w:p>
-      <w:r>
-        <w:t>Tu choisis :</w:t>
+        <w:t>status='open'</w:t>
+      </w:r>
+      <w:r>
+        <w:t xml:space="preserve"> + 90 derniers jours uniquement (5 max). </w:t>
+      </w:r>
+      <w:r>
+        <w:rPr>
+          <w:b/>
+        </w:rPr>
+        <w:t>Pas de bruit historique.</w:t>
       </w:r>
     </w:p>
     <w:p>
@@ -5414,12 +5959,64 @@
         <w:pStyle w:val="ListBullet"/>
       </w:pPr>
       <w:r>
-        <w:t>Le site que l'équipe va prendre</w:t>
-      </w:r>
-    </w:p>
-    <w:p>
-      <w:r>
-        <w:t>MemorIA compile un brief mono-site avec toute la mémoire accumulée par les équipes précédentes.</w:t>
+        <w:t xml:space="preserve">📄 </w:t>
+      </w:r>
+      <w:r>
+        <w:rPr>
+          <w:b/>
+        </w:rPr>
+        <w:t>Documents rattachés</w:t>
+      </w:r>
+      <w:r>
+        <w:t xml:space="preserve"> : plans d'accès, codes badge, protocoles — sauf litiges (exclus automatiquement)</w:t>
+      </w:r>
+    </w:p>
+    <w:p>
+      <w:pPr>
+        <w:pStyle w:val="ListBullet"/>
+      </w:pPr>
+      <w:r>
+        <w:t xml:space="preserve">👥 </w:t>
+      </w:r>
+      <w:r>
+        <w:rPr>
+          <w:b/>
+        </w:rPr>
+        <w:t>Équipes voisines</w:t>
+      </w:r>
+      <w:r>
+        <w:t xml:space="preserve"> : qui d'autre connaît ce site, pour back-up (4 max)</w:t>
+      </w:r>
+    </w:p>
+    <w:p>
+      <w:pPr>
+        <w:pStyle w:val="ListBullet"/>
+      </w:pPr>
+      <w:r>
+        <w:t xml:space="preserve">🔢 </w:t>
+      </w:r>
+      <w:r>
+        <w:rPr>
+          <w:b/>
+        </w:rPr>
+        <w:t>Compteurs</w:t>
+      </w:r>
+      <w:r>
+        <w:t xml:space="preserve"> : nombre d'interventions documentées + dernière date</w:t>
+      </w:r>
+    </w:p>
+    <w:p>
+      <w:r>
+        <w:t xml:space="preserve">Plus une </w:t>
+      </w:r>
+      <w:r>
+        <w:rPr>
+          <w:b/>
+        </w:rPr>
+        <w:t>zone de notes manager</w:t>
+      </w:r>
+      <w:r>
+        <w:t xml:space="preserve"> que tu peux ajouter (« Pascal préfère WhatsApp »).</w:t>
       </w:r>
     </w:p>
     <w:p>
@@ -5427,142 +6024,60 @@
         <w:pStyle w:val="Heading3"/>
       </w:pPr>
       <w:r>
-        <w:t>Le contenu du brief</w:t>
-      </w:r>
-    </w:p>
-    <w:p>
-      <w:r>
-        <w:t>Pour chaque site concerné, MemorIA inclut :</w:t>
-      </w:r>
-    </w:p>
-    <w:p>
-      <w:pPr>
-        <w:pStyle w:val="ListBullet"/>
-      </w:pPr>
-      <w:r>
-        <w:t xml:space="preserve">📌 </w:t>
-      </w:r>
-      <w:r>
-        <w:rPr>
-          <w:b/>
-        </w:rPr>
-        <w:t>À savoir</w:t>
-      </w:r>
-      <w:r>
-        <w:t xml:space="preserve"> : consignes persistantes actives du site (8 max)</w:t>
-      </w:r>
-    </w:p>
-    <w:p>
-      <w:pPr>
-        <w:pStyle w:val="ListBullet"/>
-      </w:pPr>
-      <w:r>
-        <w:t xml:space="preserve">🚨 </w:t>
-      </w:r>
-      <w:r>
-        <w:rPr>
-          <w:b/>
-        </w:rPr>
-        <w:t>Anomalies actives</w:t>
-      </w:r>
-      <w:r>
-        <w:t xml:space="preserve"> : </w:t>
+        <w:t xml:space="preserve">Le partage public </w:t>
       </w:r>
       <w:r>
         <w:rPr>
           <w:rFonts w:ascii="Consolas" w:hAnsi="Consolas"/>
           <w:sz w:val="20"/>
         </w:rPr>
-        <w:t>status='open'</w:t>
-      </w:r>
-      <w:r>
-        <w:t xml:space="preserve"> + 90 derniers jours uniquement (5 max). </w:t>
-      </w:r>
-      <w:r>
-        <w:rPr>
-          <w:b/>
-        </w:rPr>
-        <w:t>Pas de bruit historique.</w:t>
-      </w:r>
-    </w:p>
-    <w:p>
-      <w:pPr>
-        <w:pStyle w:val="ListBullet"/>
-      </w:pPr>
-      <w:r>
-        <w:t xml:space="preserve">📄 </w:t>
-      </w:r>
-      <w:r>
-        <w:rPr>
-          <w:b/>
-        </w:rPr>
-        <w:t>Documents rattachés</w:t>
-      </w:r>
-      <w:r>
-        <w:t xml:space="preserve"> : plans d'accès, codes badge, protocoles — sauf litiges (exclus automatiquement)</w:t>
-      </w:r>
-    </w:p>
-    <w:p>
-      <w:pPr>
-        <w:pStyle w:val="ListBullet"/>
-      </w:pPr>
-      <w:r>
-        <w:t xml:space="preserve">👥 </w:t>
-      </w:r>
-      <w:r>
-        <w:rPr>
-          <w:b/>
-        </w:rPr>
-        <w:t>Équipes voisines</w:t>
-      </w:r>
-      <w:r>
-        <w:t xml:space="preserve"> : qui d'autre connaît ce site, pour back-up (4 max)</w:t>
-      </w:r>
-    </w:p>
-    <w:p>
-      <w:pPr>
-        <w:pStyle w:val="ListBullet"/>
-      </w:pPr>
-      <w:r>
-        <w:t xml:space="preserve">🔢 </w:t>
-      </w:r>
-      <w:r>
-        <w:rPr>
-          <w:b/>
-        </w:rPr>
-        <w:t>Compteurs</w:t>
-      </w:r>
-      <w:r>
-        <w:t xml:space="preserve"> : nombre d'interventions documentées + dernière date</w:t>
-      </w:r>
-    </w:p>
-    <w:p>
-      <w:r>
-        <w:t xml:space="preserve">Plus une </w:t>
-      </w:r>
-      <w:r>
-        <w:rPr>
-          <w:b/>
-        </w:rPr>
-        <w:t>zone de notes manager</w:t>
-      </w:r>
-      <w:r>
-        <w:t xml:space="preserve"> que tu peux ajouter (« Pascal préfère WhatsApp »).</w:t>
-      </w:r>
-    </w:p>
-    <w:p>
-      <w:pPr>
-        <w:pStyle w:val="Heading3"/>
-      </w:pPr>
-      <w:r>
-        <w:t xml:space="preserve">Le partage public </w:t>
+        <w:t>/h/[token]</w:t>
+      </w:r>
+    </w:p>
+    <w:p>
+      <w:pPr>
+        <w:pStyle w:val="ListNumber"/>
+      </w:pPr>
+      <w:r>
+        <w:t xml:space="preserve">Sur la page du brief, tu cliques </w:t>
+      </w:r>
+      <w:r>
+        <w:rPr>
+          <w:b/>
+        </w:rPr>
+        <w:t>« Partager (URL publique) »</w:t>
+      </w:r>
+    </w:p>
+    <w:p>
+      <w:pPr>
+        <w:pStyle w:val="ListNumber"/>
+      </w:pPr>
+      <w:r>
+        <w:t>Tu choisis la durée (1 à 60 jours)</w:t>
+      </w:r>
+    </w:p>
+    <w:p>
+      <w:pPr>
+        <w:pStyle w:val="ListNumber"/>
+      </w:pPr>
+      <w:r>
+        <w:t xml:space="preserve">MemorIA génère un </w:t>
+      </w:r>
+      <w:r>
+        <w:rPr>
+          <w:b/>
+        </w:rPr>
+        <w:t>QR code</w:t>
+      </w:r>
+      <w:r>
+        <w:t xml:space="preserve"> + une URL </w:t>
       </w:r>
       <w:r>
         <w:rPr>
           <w:rFonts w:ascii="Consolas" w:hAnsi="Consolas"/>
           <w:sz w:val="20"/>
         </w:rPr>
-        <w:t>/h/[token]</w:t>
+        <w:t>https://memoria.exemple.fr/h/abc123xyz...</w:t>
       </w:r>
     </w:p>
     <w:p>
@@ -5570,13 +6085,7 @@
         <w:pStyle w:val="ListNumber"/>
       </w:pPr>
       <w:r>
-        <w:t xml:space="preserve">Sur la page du brief, tu cliques </w:t>
-      </w:r>
-      <w:r>
-        <w:rPr>
-          <w:b/>
-        </w:rPr>
-        <w:t>« Partager (URL publique) »</w:t>
+        <w:t>Tu screenshotes le QR → tu l'envoies sur WhatsApp à Joseph</w:t>
       </w:r>
     </w:p>
     <w:p>
@@ -5584,7 +6093,22 @@
         <w:pStyle w:val="ListNumber"/>
       </w:pPr>
       <w:r>
-        <w:t>Tu choisis la durée (1 à 60 jours)</w:t>
+        <w:t xml:space="preserve">Joseph ouvre sur son téléphone </w:t>
+      </w:r>
+      <w:r>
+        <w:rPr>
+          <w:b/>
+        </w:rPr>
+        <w:t>sans login</w:t>
+      </w:r>
+      <w:r>
+        <w:t xml:space="preserve">, lit le brief, clique </w:t>
+      </w:r>
+      <w:r>
+        <w:rPr>
+          <w:b/>
+        </w:rPr>
+        <w:t>« C'est lu, j'ai compris »</w:t>
       </w:r>
     </w:p>
     <w:p>
@@ -5592,76 +6116,103 @@
         <w:pStyle w:val="ListNumber"/>
       </w:pPr>
       <w:r>
-        <w:t xml:space="preserve">MemorIA génère un </w:t>
-      </w:r>
-      <w:r>
-        <w:rPr>
-          <w:b/>
-        </w:rPr>
-        <w:t>QR code</w:t>
-      </w:r>
-      <w:r>
-        <w:t xml:space="preserve"> + une URL </w:t>
+        <w:t>Côté admin, le brief bascule en « Reconnu » avec horodatage</w:t>
+      </w:r>
+    </w:p>
+    <w:p>
+      <w:r>
+        <w:t xml:space="preserve">Le QR et l'URL sont </w:t>
+      </w:r>
+      <w:r>
+        <w:rPr>
+          <w:b/>
+        </w:rPr>
+        <w:t>mobile-first</w:t>
+      </w:r>
+      <w:r>
+        <w:t xml:space="preserve"> — pensés pour être lus à 5h30 sous la lumière d'un parking.</w:t>
+      </w:r>
+    </w:p>
+    <w:p>
+      <w:r>
+        <w:t xml:space="preserve">Côté manager, une fois le lien généré, la page du brief offre : </w:t>
+      </w:r>
+      <w:r>
+        <w:rPr>
+          <w:b/>
+        </w:rPr>
+        <w:t>Copier l'URL</w:t>
+      </w:r>
+      <w:r>
+        <w:t xml:space="preserve">, </w:t>
+      </w:r>
+      <w:r>
+        <w:rPr>
+          <w:b/>
+        </w:rPr>
+        <w:t>Code QR</w:t>
+      </w:r>
+      <w:r>
+        <w:t xml:space="preserve"> (à montrer ou imprimer pour que la relève scanne), et </w:t>
+      </w:r>
+      <w:r>
+        <w:rPr>
+          <w:b/>
+        </w:rPr>
+        <w:t>PDF</w:t>
+      </w:r>
+      <w:r>
+        <w:t>.</w:t>
+      </w:r>
+    </w:p>
+    <w:p>
+      <w:pPr>
+        <w:pStyle w:val="Heading3"/>
+      </w:pPr>
+      <w:r>
+        <w:t>Le PDF imprimable</w:t>
+      </w:r>
+    </w:p>
+    <w:p>
+      <w:r>
+        <w:t xml:space="preserve">Chaque brief partagé peut être </w:t>
+      </w:r>
+      <w:r>
+        <w:rPr>
+          <w:b/>
+        </w:rPr>
+        <w:t>téléchargé en PDF</w:t>
+      </w:r>
+      <w:r>
+        <w:t xml:space="preserve"> (depuis la page du brief, le dialog QR, ou la page publique </w:t>
       </w:r>
       <w:r>
         <w:rPr>
           <w:rFonts w:ascii="Consolas" w:hAnsi="Consolas"/>
           <w:sz w:val="20"/>
         </w:rPr>
-        <w:t>https://memoria.exemple.fr/h/abc123xyz...</w:t>
-      </w:r>
-    </w:p>
-    <w:p>
-      <w:pPr>
-        <w:pStyle w:val="ListNumber"/>
-      </w:pPr>
-      <w:r>
-        <w:t>Tu screenshotes le QR → tu l'envoies sur WhatsApp à Joseph</w:t>
-      </w:r>
-    </w:p>
-    <w:p>
-      <w:pPr>
-        <w:pStyle w:val="ListNumber"/>
-      </w:pPr>
-      <w:r>
-        <w:t xml:space="preserve">Joseph ouvre sur son téléphone </w:t>
-      </w:r>
-      <w:r>
-        <w:rPr>
-          <w:b/>
-        </w:rPr>
-        <w:t>sans login</w:t>
-      </w:r>
-      <w:r>
-        <w:t xml:space="preserve">, lit le brief, clique </w:t>
-      </w:r>
-      <w:r>
-        <w:rPr>
-          <w:b/>
-        </w:rPr>
-        <w:t>« C'est lu, j'ai compris »</w:t>
-      </w:r>
-    </w:p>
-    <w:p>
-      <w:pPr>
-        <w:pStyle w:val="ListNumber"/>
-      </w:pPr>
-      <w:r>
-        <w:t>Côté admin, le brief bascule en « Reconnu » avec horodatage</w:t>
-      </w:r>
-    </w:p>
-    <w:p>
-      <w:r>
-        <w:t xml:space="preserve">Le QR et l'URL sont </w:t>
-      </w:r>
-      <w:r>
-        <w:rPr>
-          <w:b/>
-        </w:rPr>
-        <w:t>mobile-first</w:t>
-      </w:r>
-      <w:r>
-        <w:t xml:space="preserve"> — pensés pour être lus à 5h30 sous la lumière d'un parking.</w:t>
+        <w:t>/h/[token]</w:t>
+      </w:r>
+      <w:r>
+        <w:t xml:space="preserve"> → « Télécharger le PDF »). Utile pour la relève sans téléphone sous la main, ou pour archiver. Le PDF reprend tout le contenu (contexte, sites, à savoir, anomalies, documents, équipes voisines), la </w:t>
+      </w:r>
+      <w:r>
+        <w:rPr>
+          <w:b/>
+        </w:rPr>
+        <w:t>date d'effet</w:t>
+      </w:r>
+      <w:r>
+        <w:t xml:space="preserve">, et un </w:t>
+      </w:r>
+      <w:r>
+        <w:rPr>
+          <w:b/>
+        </w:rPr>
+        <w:t>QR en pied de page</w:t>
+      </w:r>
+      <w:r>
+        <w:t xml:space="preserve"> vers la version en ligne. Le nom de fichier est neutre (ne contient pas le nom de la personne).</w:t>
       </w:r>
     </w:p>
     <w:p>
@@ -5845,6 +6396,34 @@
       </w:r>
       <w:r>
         <w:t xml:space="preserve"> avec compteurs.</w:t>
+      </w:r>
+    </w:p>
+    <w:p>
+      <w:pPr>
+        <w:pStyle w:val="ListBullet"/>
+      </w:pPr>
+      <w:r>
+        <w:rPr>
+          <w:b/>
+        </w:rPr>
+        <w:t>Archiver</w:t>
+      </w:r>
+      <w:r>
+        <w:t xml:space="preserve"> : met le brief de côté ; il reste consultable dans l'onglet « Archivé ».</w:t>
+      </w:r>
+    </w:p>
+    <w:p>
+      <w:pPr>
+        <w:pStyle w:val="ListBullet"/>
+      </w:pPr>
+      <w:r>
+        <w:rPr>
+          <w:b/>
+        </w:rPr>
+        <w:t>Supprimer</w:t>
+      </w:r>
+      <w:r>
+        <w:t xml:space="preserve"> : le brief disparaît de l'application et son lien public cesse de répondre. La donnée n'est pas détruite (restaurable par un administrateur) — fidèle à la doctrine « on ne détruit pas la mémoire ». Confirmation explicite, action tracée.</w:t>
       </w:r>
     </w:p>
     <w:p>
